--- a/Core-BD-Report-Florida.docx
+++ b/Core-BD-Report-Florida.docx
@@ -41,13 +41,29 @@
       <w:r>
         <w:rPr>
           <w:rFonts w:ascii="Arial" w:cs="Arial" w:eastAsia="Arial" w:hAnsi="Arial"/>
+          <w:b/>
+          <w:bCs/>
+          <w:color w:val="1A1A1A"/>
+          <w:sz w:val="20"/>
+          <w:szCs w:val="20"/>
+        </w:rPr>
+        <w:t xml:space="preserve">Florida in all: 200 rows across 197 companies (self-overlap checked 2026-10-31: three companies sit in both florida.html and florida-expansion.html). Call-ready: 98 rows across 97 companies. Every count below states rows or companies.</w:t>
+      </w:r>
+    </w:p>
+    <w:p>
+      <w:pPr>
+        <w:spacing w:after="120"/>
+      </w:pPr>
+      <w:r>
+        <w:rPr>
+          <w:rFonts w:ascii="Arial" w:cs="Arial" w:eastAsia="Arial" w:hAnsi="Arial"/>
           <w:b w:val="false"/>
           <w:bCs w:val="false"/>
           <w:color w:val="1A1A1A"/>
           <w:sz w:val="20"/>
           <w:szCs w:val="20"/>
         </w:rPr>
-        <w:t xml:space="preserve">Callable today from the existing Florida rows: 25 of 47 Tier A (unchanged by the Florida 100 run — florida.html was not edited). Band 1: 13.</w:t>
+        <w:t xml:space="preserve">Callable today from the existing Florida rows (rows): 25 of 47 Tier A (unchanged by the Florida 100 run — florida.html was not edited). Band 1: 13.</w:t>
       </w:r>
     </w:p>
     <w:p>

--- a/Core-BD-Report-Florida.docx
+++ b/Core-BD-Report-Florida.docx
@@ -47,7 +47,7 @@
           <w:sz w:val="20"/>
           <w:szCs w:val="20"/>
         </w:rPr>
-        <w:t xml:space="preserve">Florida in all: 200 rows across 197 companies (self-overlap checked 2026-10-31: three companies sit in both florida.html and florida-expansion.html). Call-ready: 98 rows across 97 companies. Every count below states rows or companies.</w:t>
+        <w:t xml:space="preserve">Florida in all: 200 rows across 197 companies (self-overlap checked 2026-10-31). Call-ready: 40 rows across 40 companies. Lineage: closed at 98 rows / 97 companies on 31 October under the old contact rule; re-closed at 40 rows / 40 companies on the fixed rule, the 58 rows falling because no source line on them named the contact. A market that re-closes lower on a better instrument is the instrument working. Verified-callable: 14 rows (25 on the old rule; 11 fell because their contacts carry no dated source). Every count states rows or companies.</w:t>
       </w:r>
     </w:p>
     <w:p>
@@ -63,7 +63,7 @@
           <w:sz w:val="20"/>
           <w:szCs w:val="20"/>
         </w:rPr>
-        <w:t xml:space="preserve">Callable today from the existing Florida rows (rows): 25 of 47 Tier A (unchanged by the Florida 100 run — florida.html was not edited). Band 1: 13.</w:t>
+        <w:t xml:space="preserve">Callable today from the existing Florida rows (rows): 14 of 47 Tier A (unchanged by the Florida 100 run — florida.html was not edited). Band 1: 9.</w:t>
       </w:r>
     </w:p>
     <w:p>
@@ -2216,7 +2216,7 @@
                 <w:sz w:val="16"/>
                 <w:szCs w:val="16"/>
               </w:rPr>
-              <w:t xml:space="preserve">Badia Spices</w:t>
+              <w:t xml:space="preserve">Riverdale Farms</w:t>
             </w:r>
           </w:p>
         </w:tc>
@@ -2288,7 +2288,7 @@
                 <w:sz w:val="16"/>
                 <w:szCs w:val="16"/>
               </w:rPr>
-              <w:t xml:space="preserve">Joseph “Pepe” Badia — President / majority owner</w:t>
+              <w:t xml:space="preserve">Luis H. Balcazar — President (Sunbiz officer P); Emilio Borrero, Chairman</w:t>
             </w:r>
           </w:p>
         </w:tc>
@@ -2312,7 +2312,7 @@
                 <w:sz w:val="16"/>
                 <w:szCs w:val="16"/>
               </w:rPr>
-              <w:t xml:space="preserve">(305) 629-8000</w:t>
+              <w:t xml:space="preserve">(305) 592-5760</w:t>
             </w:r>
           </w:p>
         </w:tc>
@@ -2338,7 +2338,7 @@
                 <w:sz w:val="16"/>
                 <w:szCs w:val="16"/>
               </w:rPr>
-              <w:t xml:space="preserve">Eagle Brands Sales</w:t>
+              <w:t xml:space="preserve">Cigarette Racing Team</w:t>
             </w:r>
           </w:p>
         </w:tc>
@@ -2362,7 +2362,7 @@
                 <w:sz w:val="16"/>
                 <w:szCs w:val="16"/>
               </w:rPr>
-              <w:t xml:space="preserve">Miami</w:t>
+              <w:t xml:space="preserve">Opa-locka</w:t>
             </w:r>
           </w:p>
         </w:tc>
@@ -2386,7 +2386,7 @@
                 <w:sz w:val="16"/>
                 <w:szCs w:val="16"/>
               </w:rPr>
-              <w:t xml:space="preserve">4</w:t>
+              <w:t xml:space="preserve">1</w:t>
             </w:r>
           </w:p>
         </w:tc>
@@ -2410,7 +2410,7 @@
                 <w:sz w:val="16"/>
                 <w:szCs w:val="16"/>
               </w:rPr>
-              <w:t xml:space="preserve">Susan B. McCollum — President &amp; CEO / owner</w:t>
+              <w:t xml:space="preserve">Alexander “Alex” Ruiz — CEO (Ruiz family / Lionheart ownership); Kurt Bender, President (appt. Nov 2025)</w:t>
             </w:r>
           </w:p>
         </w:tc>
@@ -2434,7 +2434,7 @@
                 <w:sz w:val="16"/>
                 <w:szCs w:val="16"/>
               </w:rPr>
-              <w:t xml:space="preserve">305-599-2337</w:t>
+              <w:t xml:space="preserve">(305) 931-4564</w:t>
             </w:r>
           </w:p>
         </w:tc>
@@ -2460,7 +2460,7 @@
                 <w:sz w:val="16"/>
                 <w:szCs w:val="16"/>
               </w:rPr>
-              <w:t xml:space="preserve">Riverdale Farms</w:t>
+              <w:t xml:space="preserve">WTDC Logistics</w:t>
             </w:r>
           </w:p>
         </w:tc>
@@ -2484,7 +2484,7 @@
                 <w:sz w:val="16"/>
                 <w:szCs w:val="16"/>
               </w:rPr>
-              <w:t xml:space="preserve">Doral</w:t>
+              <w:t xml:space="preserve">Miami</w:t>
             </w:r>
           </w:p>
         </w:tc>
@@ -2532,7 +2532,7 @@
                 <w:sz w:val="16"/>
                 <w:szCs w:val="16"/>
               </w:rPr>
-              <w:t xml:space="preserve">Luis H. Balcazar — President (Sunbiz officer P); Emilio Borrero, Chairman</w:t>
+              <w:t xml:space="preserve">Sean P. Gazitua — President &amp; CEO (3rd-gen family); Ralph L. Gazitua, Chairman</w:t>
             </w:r>
           </w:p>
         </w:tc>
@@ -2556,7 +2556,7 @@
                 <w:sz w:val="16"/>
                 <w:szCs w:val="16"/>
               </w:rPr>
-              <w:t xml:space="preserve">(305) 592-5760</w:t>
+              <w:t xml:space="preserve">(305) 594-2195</w:t>
             </w:r>
           </w:p>
         </w:tc>
@@ -2582,7 +2582,7 @@
                 <w:sz w:val="16"/>
                 <w:szCs w:val="16"/>
               </w:rPr>
-              <w:t xml:space="preserve">Refricenter</w:t>
+              <w:t xml:space="preserve">Fulfillment Hub USA</w:t>
             </w:r>
           </w:p>
         </w:tc>
@@ -2606,7 +2606,7 @@
                 <w:sz w:val="16"/>
                 <w:szCs w:val="16"/>
               </w:rPr>
-              <w:t xml:space="preserve">Miami</w:t>
+              <w:t xml:space="preserve">Doral</w:t>
             </w:r>
           </w:p>
         </w:tc>
@@ -2654,7 +2654,7 @@
                 <w:sz w:val="16"/>
                 <w:szCs w:val="16"/>
               </w:rPr>
-              <w:t xml:space="preserve">Jose Hernandez — President (CEO: Cirilo Hernandez — family)</w:t>
+              <w:t xml:space="preserve">Abel Horvath — CEO / Owner (Sunbiz RA titled CEO, upd. 04/2026; BBB)</w:t>
             </w:r>
           </w:p>
         </w:tc>
@@ -2678,7 +2678,7 @@
                 <w:sz w:val="16"/>
                 <w:szCs w:val="16"/>
               </w:rPr>
-              <w:t xml:space="preserve">(305) 477-8880</w:t>
+              <w:t xml:space="preserve">(786) 622-1102</w:t>
             </w:r>
           </w:p>
         </w:tc>
@@ -2704,7 +2704,7 @@
                 <w:sz w:val="16"/>
                 <w:szCs w:val="16"/>
               </w:rPr>
-              <w:t xml:space="preserve">TruckMax</w:t>
+              <w:t xml:space="preserve">Pepin Distributing</w:t>
             </w:r>
           </w:p>
         </w:tc>
@@ -2728,7 +2728,7 @@
                 <w:sz w:val="16"/>
                 <w:szCs w:val="16"/>
               </w:rPr>
-              <w:t xml:space="preserve">Miami</w:t>
+              <w:t xml:space="preserve">Tampa</w:t>
             </w:r>
           </w:p>
         </w:tc>
@@ -2776,7 +2776,7 @@
                 <w:sz w:val="16"/>
                 <w:szCs w:val="16"/>
               </w:rPr>
-              <w:t xml:space="preserve">Joseph A. DeMaria — President &amp; owner (Sunbiz current, also RA; LinkedIn: Owner/CEO)</w:t>
+              <w:t xml:space="preserve">Tom Pepin — Chairman &amp; CEO (3rd gen)</w:t>
             </w:r>
           </w:p>
         </w:tc>
@@ -2800,7 +2800,7 @@
                 <w:sz w:val="16"/>
                 <w:szCs w:val="16"/>
               </w:rPr>
-              <w:t xml:space="preserve">(305) 777-9000</w:t>
+              <w:t xml:space="preserve">813-628-4400</w:t>
             </w:r>
           </w:p>
         </w:tc>
@@ -2826,7 +2826,7 @@
                 <w:sz w:val="16"/>
                 <w:szCs w:val="16"/>
               </w:rPr>
-              <w:t xml:space="preserve">Cigarette Racing Team</w:t>
+              <w:t xml:space="preserve">Teakdecking Systems</w:t>
             </w:r>
           </w:p>
         </w:tc>
@@ -2850,7 +2850,7 @@
                 <w:sz w:val="16"/>
                 <w:szCs w:val="16"/>
               </w:rPr>
-              <w:t xml:space="preserve">Opa-locka</w:t>
+              <w:t xml:space="preserve">Sarasota</w:t>
             </w:r>
           </w:p>
         </w:tc>
@@ -2874,7 +2874,7 @@
                 <w:sz w:val="16"/>
                 <w:szCs w:val="16"/>
               </w:rPr>
-              <w:t xml:space="preserve">1</w:t>
+              <w:t xml:space="preserve">4</w:t>
             </w:r>
           </w:p>
         </w:tc>
@@ -2898,7 +2898,7 @@
                 <w:sz w:val="16"/>
                 <w:szCs w:val="16"/>
               </w:rPr>
-              <w:t xml:space="preserve">Alexander “Alex” Ruiz — CEO (Ruiz family / Lionheart ownership); Kurt Bender, President (appt. Nov 2025)</w:t>
+              <w:t xml:space="preserve">Richard J. Strauss — CEO (Sunbiz: President; board-promoted to CEO)</w:t>
             </w:r>
           </w:p>
         </w:tc>
@@ -2922,7 +2922,7 @@
                 <w:sz w:val="16"/>
                 <w:szCs w:val="16"/>
               </w:rPr>
-              <w:t xml:space="preserve">(305) 931-4564</w:t>
+              <w:t xml:space="preserve">(941) 756-0600</w:t>
             </w:r>
           </w:p>
         </w:tc>
@@ -2948,7 +2948,7 @@
                 <w:sz w:val="16"/>
                 <w:szCs w:val="16"/>
               </w:rPr>
-              <w:t xml:space="preserve">WTDC Logistics</w:t>
+              <w:t xml:space="preserve">Barney's Pumps</w:t>
             </w:r>
           </w:p>
         </w:tc>
@@ -2972,7 +2972,7 @@
                 <w:sz w:val="16"/>
                 <w:szCs w:val="16"/>
               </w:rPr>
-              <w:t xml:space="preserve">Miami</w:t>
+              <w:t xml:space="preserve">Lakeland</w:t>
             </w:r>
           </w:p>
         </w:tc>
@@ -3020,7 +3020,7 @@
                 <w:sz w:val="16"/>
                 <w:szCs w:val="16"/>
               </w:rPr>
-              <w:t xml:space="preserve">Sean P. Gazitua — President &amp; CEO (3rd-gen family); Ralph L. Gazitua, Chairman</w:t>
+              <w:t xml:space="preserve">Robbie Pearce — President &amp; Director; Johnnie Mack Curls Jr., CEO &amp; Director (Sunbiz current)</w:t>
             </w:r>
           </w:p>
         </w:tc>
@@ -3044,7 +3044,7 @@
                 <w:sz w:val="16"/>
                 <w:szCs w:val="16"/>
               </w:rPr>
-              <w:t xml:space="preserve">(305) 594-2195</w:t>
+              <w:t xml:space="preserve">(863) 665-8500</w:t>
             </w:r>
           </w:p>
         </w:tc>
@@ -3070,7 +3070,7 @@
                 <w:sz w:val="16"/>
                 <w:szCs w:val="16"/>
               </w:rPr>
-              <w:t xml:space="preserve">SkyPostal</w:t>
+              <w:t xml:space="preserve">Florida Paints</w:t>
             </w:r>
           </w:p>
         </w:tc>
@@ -3094,7 +3094,7 @@
                 <w:sz w:val="16"/>
                 <w:szCs w:val="16"/>
               </w:rPr>
-              <w:t xml:space="preserve">Miami</w:t>
+              <w:t xml:space="preserve">Orlando</w:t>
             </w:r>
           </w:p>
         </w:tc>
@@ -3118,7 +3118,7 @@
                 <w:sz w:val="16"/>
                 <w:szCs w:val="16"/>
               </w:rPr>
-              <w:t xml:space="preserve">4</w:t>
+              <w:t xml:space="preserve">1</w:t>
             </w:r>
           </w:p>
         </w:tc>
@@ -3142,7 +3142,7 @@
                 <w:sz w:val="16"/>
                 <w:szCs w:val="16"/>
               </w:rPr>
-              <w:t xml:space="preserve">A.J. Hernandez — President &amp; CEO (2nd-gen; father Albert P. Hernandez founded)</w:t>
+              <w:t xml:space="preserve">Rick Strube &amp; Don Strube Jr. — Co-Founders &amp; Co-CEOs (Strube family, 2nd gen; Jeff Grasty, President/ops)</w:t>
             </w:r>
           </w:p>
         </w:tc>
@@ -3166,7 +3166,7 @@
                 <w:sz w:val="16"/>
                 <w:szCs w:val="16"/>
               </w:rPr>
-              <w:t xml:space="preserve">(305) 599-1812</w:t>
+              <w:t xml:space="preserve">(407) 293-4175</w:t>
             </w:r>
           </w:p>
         </w:tc>
@@ -3192,7 +3192,7 @@
                 <w:sz w:val="16"/>
                 <w:szCs w:val="16"/>
               </w:rPr>
-              <w:t xml:space="preserve">Fulfillment Hub USA</w:t>
+              <w:t xml:space="preserve">Rulon International</w:t>
             </w:r>
           </w:p>
         </w:tc>
@@ -3216,7 +3216,7 @@
                 <w:sz w:val="16"/>
                 <w:szCs w:val="16"/>
               </w:rPr>
-              <w:t xml:space="preserve">Doral</w:t>
+              <w:t xml:space="preserve">St. Augustine</w:t>
             </w:r>
           </w:p>
         </w:tc>
@@ -3264,7 +3264,7 @@
                 <w:sz w:val="16"/>
                 <w:szCs w:val="16"/>
               </w:rPr>
-              <w:t xml:space="preserve">Abel Horvath — CEO / Owner (Sunbiz RA titled CEO, upd. 04/2026; BBB)</w:t>
+              <w:t xml:space="preserve">Caleb Diffell — CEO (succeeded founder Wayne Robison, d. 2025-02-17); Matthew Robison, VP Business Ops (family)</w:t>
             </w:r>
           </w:p>
         </w:tc>
@@ -3288,7 +3288,7 @@
                 <w:sz w:val="16"/>
                 <w:szCs w:val="16"/>
               </w:rPr>
-              <w:t xml:space="preserve">(786) 622-1102</w:t>
+              <w:t xml:space="preserve">(800) 227-8566</w:t>
             </w:r>
           </w:p>
         </w:tc>
@@ -3314,7 +3314,7 @@
                 <w:sz w:val="16"/>
                 <w:szCs w:val="16"/>
               </w:rPr>
-              <w:t xml:space="preserve">Pepin Distributing</w:t>
+              <w:t xml:space="preserve">Reid Transportation Group</w:t>
             </w:r>
           </w:p>
         </w:tc>
@@ -3338,7 +3338,7 @@
                 <w:sz w:val="16"/>
                 <w:szCs w:val="16"/>
               </w:rPr>
-              <w:t xml:space="preserve">Tampa</w:t>
+              <w:t xml:space="preserve">Jacksonville</w:t>
             </w:r>
           </w:p>
         </w:tc>
@@ -3362,7 +3362,7 @@
                 <w:sz w:val="16"/>
                 <w:szCs w:val="16"/>
               </w:rPr>
-              <w:t xml:space="preserve">4</w:t>
+              <w:t xml:space="preserve">1</w:t>
             </w:r>
           </w:p>
         </w:tc>
@@ -3386,7 +3386,7 @@
                 <w:sz w:val="16"/>
                 <w:szCs w:val="16"/>
               </w:rPr>
-              <w:t xml:space="preserve">Tom Pepin — Chairman &amp; CEO (3rd gen)</w:t>
+              <w:t xml:space="preserve">Junior Anthony Reid — Manager/Principal (Sunbiz; with Krystal Alexandra Reid, Manager)</w:t>
             </w:r>
           </w:p>
         </w:tc>
@@ -3410,7 +3410,7 @@
                 <w:sz w:val="16"/>
                 <w:szCs w:val="16"/>
               </w:rPr>
-              <w:t xml:space="preserve">813-628-4400</w:t>
+              <w:t xml:space="preserve">(904) 270-9387</w:t>
             </w:r>
           </w:p>
         </w:tc>
@@ -3436,7 +3436,7 @@
                 <w:sz w:val="16"/>
                 <w:szCs w:val="16"/>
               </w:rPr>
-              <w:t xml:space="preserve">Bealls Inc.</w:t>
+              <w:t xml:space="preserve">El Dorado Furniture</w:t>
             </w:r>
           </w:p>
         </w:tc>
@@ -3460,7 +3460,7 @@
                 <w:sz w:val="16"/>
                 <w:szCs w:val="16"/>
               </w:rPr>
-              <w:t xml:space="preserve">Bradenton</w:t>
+              <w:t xml:space="preserve">Miami Gardens</w:t>
             </w:r>
           </w:p>
         </w:tc>
@@ -3484,7 +3484,7 @@
                 <w:sz w:val="16"/>
                 <w:szCs w:val="16"/>
               </w:rPr>
-              <w:t xml:space="preserve">4</w:t>
+              <w:t xml:space="preserve">2</w:t>
             </w:r>
           </w:p>
         </w:tc>
@@ -3508,7 +3508,7 @@
                 <w:sz w:val="16"/>
                 <w:szCs w:val="16"/>
               </w:rPr>
-              <w:t xml:space="preserve">Matt Beall — CEO (Chairman: Robert M. Beall II; CFO: Dan Love)</w:t>
+              <w:t xml:space="preserve">Luis E. Capó — CEO (board = the six Capó brothers)</w:t>
             </w:r>
           </w:p>
         </w:tc>
@@ -3532,7 +3532,7 @@
                 <w:sz w:val="16"/>
                 <w:szCs w:val="16"/>
               </w:rPr>
-              <w:t xml:space="preserve">(941) 747-2355</w:t>
+              <w:t xml:space="preserve"/>
             </w:r>
           </w:p>
         </w:tc>
@@ -3558,7 +3558,7 @@
                 <w:sz w:val="16"/>
                 <w:szCs w:val="16"/>
               </w:rPr>
-              <w:t xml:space="preserve">Teakdecking Systems</w:t>
+              <w:t xml:space="preserve">Miami Beef Company</w:t>
             </w:r>
           </w:p>
         </w:tc>
@@ -3582,7 +3582,7 @@
                 <w:sz w:val="16"/>
                 <w:szCs w:val="16"/>
               </w:rPr>
-              <w:t xml:space="preserve">Sarasota</w:t>
+              <w:t xml:space="preserve">Hialeah</w:t>
             </w:r>
           </w:p>
         </w:tc>
@@ -3606,7 +3606,7 @@
                 <w:sz w:val="16"/>
                 <w:szCs w:val="16"/>
               </w:rPr>
-              <w:t xml:space="preserve">4</w:t>
+              <w:t xml:space="preserve">2</w:t>
             </w:r>
           </w:p>
         </w:tc>
@@ -3630,7 +3630,7 @@
                 <w:sz w:val="16"/>
                 <w:szCs w:val="16"/>
               </w:rPr>
-              <w:t xml:space="preserve">Richard J. Strauss — CEO (Sunbiz: President; board-promoted to CEO)</w:t>
+              <w:t xml:space="preserve">Michael Young — President &amp; Owner (Sunbiz officers all Young family: Elizabeth VP, Daniel CFO, Robert Dir.)</w:t>
             </w:r>
           </w:p>
         </w:tc>
@@ -3654,7 +3654,7 @@
                 <w:sz w:val="16"/>
                 <w:szCs w:val="16"/>
               </w:rPr>
-              <w:t xml:space="preserve">(941) 756-0600</w:t>
+              <w:t xml:space="preserve"/>
             </w:r>
           </w:p>
         </w:tc>
@@ -3680,7 +3680,7 @@
                 <w:sz w:val="16"/>
                 <w:szCs w:val="16"/>
               </w:rPr>
-              <w:t xml:space="preserve">Barney's Pumps</w:t>
+              <w:t xml:space="preserve">Sally Dark Rides</w:t>
             </w:r>
           </w:p>
         </w:tc>
@@ -3704,7 +3704,7 @@
                 <w:sz w:val="16"/>
                 <w:szCs w:val="16"/>
               </w:rPr>
-              <w:t xml:space="preserve">Lakeland</w:t>
+              <w:t xml:space="preserve">Jacksonville</w:t>
             </w:r>
           </w:p>
         </w:tc>
@@ -3752,7 +3752,7 @@
                 <w:sz w:val="16"/>
                 <w:szCs w:val="16"/>
               </w:rPr>
-              <w:t xml:space="preserve">Robbie Pearce — President &amp; Director; Johnnie Mack Curls Jr., CEO &amp; Director (Sunbiz current)</w:t>
+              <w:t xml:space="preserve">John Wood — Chairman &amp; President (co-founder, 1977); Rolf Paegert, CEO</w:t>
             </w:r>
           </w:p>
         </w:tc>
@@ -3776,1349 +3776,7 @@
                 <w:sz w:val="16"/>
                 <w:szCs w:val="16"/>
               </w:rPr>
-              <w:t xml:space="preserve">(863) 665-8500</w:t>
-            </w:r>
-          </w:p>
-        </w:tc>
-      </w:tr>
-      <w:tr>
-        <w:tc>
-          <w:tcPr>
-            <w:tcW w:type="dxa" w:w="2600"/>
-            <w:tcMar>
-              <w:top w:type="dxa" w:w="60"/>
-              <w:left w:type="dxa" w:w="80"/>
-              <w:bottom w:type="dxa" w:w="60"/>
-              <w:right w:type="dxa" w:w="80"/>
-            </w:tcMar>
-          </w:tcPr>
-          <w:p>
-            <w:r>
-              <w:rPr>
-                <w:rFonts w:ascii="Arial" w:cs="Arial" w:eastAsia="Arial" w:hAnsi="Arial"/>
-                <w:b w:val="false"/>
-                <w:bCs w:val="false"/>
-                <w:color w:val="1A1A1A"/>
-                <w:sz w:val="16"/>
-                <w:szCs w:val="16"/>
-              </w:rPr>
-              <w:t xml:space="preserve">Florida Paints</w:t>
-            </w:r>
-          </w:p>
-        </w:tc>
-        <w:tc>
-          <w:tcPr>
-            <w:tcW w:type="dxa" w:w="1500"/>
-            <w:tcMar>
-              <w:top w:type="dxa" w:w="60"/>
-              <w:left w:type="dxa" w:w="80"/>
-              <w:bottom w:type="dxa" w:w="60"/>
-              <w:right w:type="dxa" w:w="80"/>
-            </w:tcMar>
-          </w:tcPr>
-          <w:p>
-            <w:r>
-              <w:rPr>
-                <w:rFonts w:ascii="Arial" w:cs="Arial" w:eastAsia="Arial" w:hAnsi="Arial"/>
-                <w:b w:val="false"/>
-                <w:bCs w:val="false"/>
-                <w:color w:val="1A1A1A"/>
-                <w:sz w:val="16"/>
-                <w:szCs w:val="16"/>
-              </w:rPr>
-              <w:t xml:space="preserve">Orlando</w:t>
-            </w:r>
-          </w:p>
-        </w:tc>
-        <w:tc>
-          <w:tcPr>
-            <w:tcW w:type="dxa" w:w="2700"/>
-            <w:tcMar>
-              <w:top w:type="dxa" w:w="60"/>
-              <w:left w:type="dxa" w:w="80"/>
-              <w:bottom w:type="dxa" w:w="60"/>
-              <w:right w:type="dxa" w:w="80"/>
-            </w:tcMar>
-          </w:tcPr>
-          <w:p>
-            <w:r>
-              <w:rPr>
-                <w:rFonts w:ascii="Arial" w:cs="Arial" w:eastAsia="Arial" w:hAnsi="Arial"/>
-                <w:b w:val="false"/>
-                <w:bCs w:val="false"/>
-                <w:color w:val="1A1A1A"/>
-                <w:sz w:val="16"/>
-                <w:szCs w:val="16"/>
-              </w:rPr>
-              <w:t xml:space="preserve">1</w:t>
-            </w:r>
-          </w:p>
-        </w:tc>
-        <w:tc>
-          <w:tcPr>
-            <w:tcW w:type="dxa" w:w="1900"/>
-            <w:tcMar>
-              <w:top w:type="dxa" w:w="60"/>
-              <w:left w:type="dxa" w:w="80"/>
-              <w:bottom w:type="dxa" w:w="60"/>
-              <w:right w:type="dxa" w:w="80"/>
-            </w:tcMar>
-          </w:tcPr>
-          <w:p>
-            <w:r>
-              <w:rPr>
-                <w:rFonts w:ascii="Arial" w:cs="Arial" w:eastAsia="Arial" w:hAnsi="Arial"/>
-                <w:b w:val="false"/>
-                <w:bCs w:val="false"/>
-                <w:color w:val="1A1A1A"/>
-                <w:sz w:val="16"/>
-                <w:szCs w:val="16"/>
-              </w:rPr>
-              <w:t xml:space="preserve">Rick Strube &amp; Don Strube Jr. — Co-Founders &amp; Co-CEOs (Strube family, 2nd gen; Jeff Grasty, President/ops)</w:t>
-            </w:r>
-          </w:p>
-        </w:tc>
-        <w:tc>
-          <w:tcPr>
-            <w:tcW w:type="dxa" w:w="1740"/>
-            <w:tcMar>
-              <w:top w:type="dxa" w:w="60"/>
-              <w:left w:type="dxa" w:w="80"/>
-              <w:bottom w:type="dxa" w:w="60"/>
-              <w:right w:type="dxa" w:w="80"/>
-            </w:tcMar>
-          </w:tcPr>
-          <w:p>
-            <w:r>
-              <w:rPr>
-                <w:rFonts w:ascii="Arial" w:cs="Arial" w:eastAsia="Arial" w:hAnsi="Arial"/>
-                <w:b w:val="false"/>
-                <w:bCs w:val="false"/>
-                <w:color w:val="1A1A1A"/>
-                <w:sz w:val="16"/>
-                <w:szCs w:val="16"/>
-              </w:rPr>
-              <w:t xml:space="preserve">(407) 293-4175</w:t>
-            </w:r>
-          </w:p>
-        </w:tc>
-      </w:tr>
-      <w:tr>
-        <w:tc>
-          <w:tcPr>
-            <w:tcW w:type="dxa" w:w="2600"/>
-            <w:tcMar>
-              <w:top w:type="dxa" w:w="60"/>
-              <w:left w:type="dxa" w:w="80"/>
-              <w:bottom w:type="dxa" w:w="60"/>
-              <w:right w:type="dxa" w:w="80"/>
-            </w:tcMar>
-          </w:tcPr>
-          <w:p>
-            <w:r>
-              <w:rPr>
-                <w:rFonts w:ascii="Arial" w:cs="Arial" w:eastAsia="Arial" w:hAnsi="Arial"/>
-                <w:b w:val="false"/>
-                <w:bCs w:val="false"/>
-                <w:color w:val="1A1A1A"/>
-                <w:sz w:val="16"/>
-                <w:szCs w:val="16"/>
-              </w:rPr>
-              <w:t xml:space="preserve">Cone Distributors</w:t>
-            </w:r>
-          </w:p>
-        </w:tc>
-        <w:tc>
-          <w:tcPr>
-            <w:tcW w:type="dxa" w:w="1500"/>
-            <w:tcMar>
-              <w:top w:type="dxa" w:w="60"/>
-              <w:left w:type="dxa" w:w="80"/>
-              <w:bottom w:type="dxa" w:w="60"/>
-              <w:right w:type="dxa" w:w="80"/>
-            </w:tcMar>
-          </w:tcPr>
-          <w:p>
-            <w:r>
-              <w:rPr>
-                <w:rFonts w:ascii="Arial" w:cs="Arial" w:eastAsia="Arial" w:hAnsi="Arial"/>
-                <w:b w:val="false"/>
-                <w:bCs w:val="false"/>
-                <w:color w:val="1A1A1A"/>
-                <w:sz w:val="16"/>
-                <w:szCs w:val="16"/>
-              </w:rPr>
-              <w:t xml:space="preserve">Ocala</w:t>
-            </w:r>
-          </w:p>
-        </w:tc>
-        <w:tc>
-          <w:tcPr>
-            <w:tcW w:type="dxa" w:w="2700"/>
-            <w:tcMar>
-              <w:top w:type="dxa" w:w="60"/>
-              <w:left w:type="dxa" w:w="80"/>
-              <w:bottom w:type="dxa" w:w="60"/>
-              <w:right w:type="dxa" w:w="80"/>
-            </w:tcMar>
-          </w:tcPr>
-          <w:p>
-            <w:r>
-              <w:rPr>
-                <w:rFonts w:ascii="Arial" w:cs="Arial" w:eastAsia="Arial" w:hAnsi="Arial"/>
-                <w:b w:val="false"/>
-                <w:bCs w:val="false"/>
-                <w:color w:val="1A1A1A"/>
-                <w:sz w:val="16"/>
-                <w:szCs w:val="16"/>
-              </w:rPr>
-              <w:t xml:space="preserve">4</w:t>
-            </w:r>
-          </w:p>
-        </w:tc>
-        <w:tc>
-          <w:tcPr>
-            <w:tcW w:type="dxa" w:w="1900"/>
-            <w:tcMar>
-              <w:top w:type="dxa" w:w="60"/>
-              <w:left w:type="dxa" w:w="80"/>
-              <w:bottom w:type="dxa" w:w="60"/>
-              <w:right w:type="dxa" w:w="80"/>
-            </w:tcMar>
-          </w:tcPr>
-          <w:p>
-            <w:r>
-              <w:rPr>
-                <w:rFonts w:ascii="Arial" w:cs="Arial" w:eastAsia="Arial" w:hAnsi="Arial"/>
-                <w:b w:val="false"/>
-                <w:bCs w:val="false"/>
-                <w:color w:val="1A1A1A"/>
-                <w:sz w:val="16"/>
-                <w:szCs w:val="16"/>
-              </w:rPr>
-              <w:t xml:space="preserve">Douglas P. Cone Jr. — Founder &amp; President/CEO (Sunbiz: P; son Douglas Cone III, VP — succession in place)</w:t>
-            </w:r>
-          </w:p>
-        </w:tc>
-        <w:tc>
-          <w:tcPr>
-            <w:tcW w:type="dxa" w:w="1740"/>
-            <w:tcMar>
-              <w:top w:type="dxa" w:w="60"/>
-              <w:left w:type="dxa" w:w="80"/>
-              <w:bottom w:type="dxa" w:w="60"/>
-              <w:right w:type="dxa" w:w="80"/>
-            </w:tcMar>
-          </w:tcPr>
-          <w:p>
-            <w:r>
-              <w:rPr>
-                <w:rFonts w:ascii="Arial" w:cs="Arial" w:eastAsia="Arial" w:hAnsi="Arial"/>
-                <w:b w:val="false"/>
-                <w:bCs w:val="false"/>
-                <w:color w:val="1A1A1A"/>
-                <w:sz w:val="16"/>
-                <w:szCs w:val="16"/>
-              </w:rPr>
-              <w:t xml:space="preserve">(352) 732-4111</w:t>
-            </w:r>
-          </w:p>
-        </w:tc>
-      </w:tr>
-      <w:tr>
-        <w:tc>
-          <w:tcPr>
-            <w:tcW w:type="dxa" w:w="2600"/>
-            <w:tcMar>
-              <w:top w:type="dxa" w:w="60"/>
-              <w:left w:type="dxa" w:w="80"/>
-              <w:bottom w:type="dxa" w:w="60"/>
-              <w:right w:type="dxa" w:w="80"/>
-            </w:tcMar>
-          </w:tcPr>
-          <w:p>
-            <w:r>
-              <w:rPr>
-                <w:rFonts w:ascii="Arial" w:cs="Arial" w:eastAsia="Arial" w:hAnsi="Arial"/>
-                <w:b w:val="false"/>
-                <w:bCs w:val="false"/>
-                <w:color w:val="1A1A1A"/>
-                <w:sz w:val="16"/>
-                <w:szCs w:val="16"/>
-              </w:rPr>
-              <w:t xml:space="preserve">Rulon International</w:t>
-            </w:r>
-          </w:p>
-        </w:tc>
-        <w:tc>
-          <w:tcPr>
-            <w:tcW w:type="dxa" w:w="1500"/>
-            <w:tcMar>
-              <w:top w:type="dxa" w:w="60"/>
-              <w:left w:type="dxa" w:w="80"/>
-              <w:bottom w:type="dxa" w:w="60"/>
-              <w:right w:type="dxa" w:w="80"/>
-            </w:tcMar>
-          </w:tcPr>
-          <w:p>
-            <w:r>
-              <w:rPr>
-                <w:rFonts w:ascii="Arial" w:cs="Arial" w:eastAsia="Arial" w:hAnsi="Arial"/>
-                <w:b w:val="false"/>
-                <w:bCs w:val="false"/>
-                <w:color w:val="1A1A1A"/>
-                <w:sz w:val="16"/>
-                <w:szCs w:val="16"/>
-              </w:rPr>
-              <w:t xml:space="preserve">St. Augustine</w:t>
-            </w:r>
-          </w:p>
-        </w:tc>
-        <w:tc>
-          <w:tcPr>
-            <w:tcW w:type="dxa" w:w="2700"/>
-            <w:tcMar>
-              <w:top w:type="dxa" w:w="60"/>
-              <w:left w:type="dxa" w:w="80"/>
-              <w:bottom w:type="dxa" w:w="60"/>
-              <w:right w:type="dxa" w:w="80"/>
-            </w:tcMar>
-          </w:tcPr>
-          <w:p>
-            <w:r>
-              <w:rPr>
-                <w:rFonts w:ascii="Arial" w:cs="Arial" w:eastAsia="Arial" w:hAnsi="Arial"/>
-                <w:b w:val="false"/>
-                <w:bCs w:val="false"/>
-                <w:color w:val="1A1A1A"/>
-                <w:sz w:val="16"/>
-                <w:szCs w:val="16"/>
-              </w:rPr>
-              <w:t xml:space="preserve">1</w:t>
-            </w:r>
-          </w:p>
-        </w:tc>
-        <w:tc>
-          <w:tcPr>
-            <w:tcW w:type="dxa" w:w="1900"/>
-            <w:tcMar>
-              <w:top w:type="dxa" w:w="60"/>
-              <w:left w:type="dxa" w:w="80"/>
-              <w:bottom w:type="dxa" w:w="60"/>
-              <w:right w:type="dxa" w:w="80"/>
-            </w:tcMar>
-          </w:tcPr>
-          <w:p>
-            <w:r>
-              <w:rPr>
-                <w:rFonts w:ascii="Arial" w:cs="Arial" w:eastAsia="Arial" w:hAnsi="Arial"/>
-                <w:b w:val="false"/>
-                <w:bCs w:val="false"/>
-                <w:color w:val="1A1A1A"/>
-                <w:sz w:val="16"/>
-                <w:szCs w:val="16"/>
-              </w:rPr>
-              <w:t xml:space="preserve">Caleb Diffell — CEO (succeeded founder Wayne Robison, d. 2025-02-17); Matthew Robison, VP Business Ops (family)</w:t>
-            </w:r>
-          </w:p>
-        </w:tc>
-        <w:tc>
-          <w:tcPr>
-            <w:tcW w:type="dxa" w:w="1740"/>
-            <w:tcMar>
-              <w:top w:type="dxa" w:w="60"/>
-              <w:left w:type="dxa" w:w="80"/>
-              <w:bottom w:type="dxa" w:w="60"/>
-              <w:right w:type="dxa" w:w="80"/>
-            </w:tcMar>
-          </w:tcPr>
-          <w:p>
-            <w:r>
-              <w:rPr>
-                <w:rFonts w:ascii="Arial" w:cs="Arial" w:eastAsia="Arial" w:hAnsi="Arial"/>
-                <w:b w:val="false"/>
-                <w:bCs w:val="false"/>
-                <w:color w:val="1A1A1A"/>
-                <w:sz w:val="16"/>
-                <w:szCs w:val="16"/>
-              </w:rPr>
-              <w:t xml:space="preserve">(800) 227-8566</w:t>
-            </w:r>
-          </w:p>
-        </w:tc>
-      </w:tr>
-      <w:tr>
-        <w:tc>
-          <w:tcPr>
-            <w:tcW w:type="dxa" w:w="2600"/>
-            <w:tcMar>
-              <w:top w:type="dxa" w:w="60"/>
-              <w:left w:type="dxa" w:w="80"/>
-              <w:bottom w:type="dxa" w:w="60"/>
-              <w:right w:type="dxa" w:w="80"/>
-            </w:tcMar>
-          </w:tcPr>
-          <w:p>
-            <w:r>
-              <w:rPr>
-                <w:rFonts w:ascii="Arial" w:cs="Arial" w:eastAsia="Arial" w:hAnsi="Arial"/>
-                <w:b w:val="false"/>
-                <w:bCs w:val="false"/>
-                <w:color w:val="1A1A1A"/>
-                <w:sz w:val="16"/>
-                <w:szCs w:val="16"/>
-              </w:rPr>
-              <w:t xml:space="preserve">Reid Transportation Group</w:t>
-            </w:r>
-          </w:p>
-        </w:tc>
-        <w:tc>
-          <w:tcPr>
-            <w:tcW w:type="dxa" w:w="1500"/>
-            <w:tcMar>
-              <w:top w:type="dxa" w:w="60"/>
-              <w:left w:type="dxa" w:w="80"/>
-              <w:bottom w:type="dxa" w:w="60"/>
-              <w:right w:type="dxa" w:w="80"/>
-            </w:tcMar>
-          </w:tcPr>
-          <w:p>
-            <w:r>
-              <w:rPr>
-                <w:rFonts w:ascii="Arial" w:cs="Arial" w:eastAsia="Arial" w:hAnsi="Arial"/>
-                <w:b w:val="false"/>
-                <w:bCs w:val="false"/>
-                <w:color w:val="1A1A1A"/>
-                <w:sz w:val="16"/>
-                <w:szCs w:val="16"/>
-              </w:rPr>
-              <w:t xml:space="preserve">Jacksonville</w:t>
-            </w:r>
-          </w:p>
-        </w:tc>
-        <w:tc>
-          <w:tcPr>
-            <w:tcW w:type="dxa" w:w="2700"/>
-            <w:tcMar>
-              <w:top w:type="dxa" w:w="60"/>
-              <w:left w:type="dxa" w:w="80"/>
-              <w:bottom w:type="dxa" w:w="60"/>
-              <w:right w:type="dxa" w:w="80"/>
-            </w:tcMar>
-          </w:tcPr>
-          <w:p>
-            <w:r>
-              <w:rPr>
-                <w:rFonts w:ascii="Arial" w:cs="Arial" w:eastAsia="Arial" w:hAnsi="Arial"/>
-                <w:b w:val="false"/>
-                <w:bCs w:val="false"/>
-                <w:color w:val="1A1A1A"/>
-                <w:sz w:val="16"/>
-                <w:szCs w:val="16"/>
-              </w:rPr>
-              <w:t xml:space="preserve">1</w:t>
-            </w:r>
-          </w:p>
-        </w:tc>
-        <w:tc>
-          <w:tcPr>
-            <w:tcW w:type="dxa" w:w="1900"/>
-            <w:tcMar>
-              <w:top w:type="dxa" w:w="60"/>
-              <w:left w:type="dxa" w:w="80"/>
-              <w:bottom w:type="dxa" w:w="60"/>
-              <w:right w:type="dxa" w:w="80"/>
-            </w:tcMar>
-          </w:tcPr>
-          <w:p>
-            <w:r>
-              <w:rPr>
-                <w:rFonts w:ascii="Arial" w:cs="Arial" w:eastAsia="Arial" w:hAnsi="Arial"/>
-                <w:b w:val="false"/>
-                <w:bCs w:val="false"/>
-                <w:color w:val="1A1A1A"/>
-                <w:sz w:val="16"/>
-                <w:szCs w:val="16"/>
-              </w:rPr>
-              <w:t xml:space="preserve">Junior Anthony Reid — Manager/Principal (Sunbiz; with Krystal Alexandra Reid, Manager)</w:t>
-            </w:r>
-          </w:p>
-        </w:tc>
-        <w:tc>
-          <w:tcPr>
-            <w:tcW w:type="dxa" w:w="1740"/>
-            <w:tcMar>
-              <w:top w:type="dxa" w:w="60"/>
-              <w:left w:type="dxa" w:w="80"/>
-              <w:bottom w:type="dxa" w:w="60"/>
-              <w:right w:type="dxa" w:w="80"/>
-            </w:tcMar>
-          </w:tcPr>
-          <w:p>
-            <w:r>
-              <w:rPr>
-                <w:rFonts w:ascii="Arial" w:cs="Arial" w:eastAsia="Arial" w:hAnsi="Arial"/>
-                <w:b w:val="false"/>
-                <w:bCs w:val="false"/>
-                <w:color w:val="1A1A1A"/>
-                <w:sz w:val="16"/>
-                <w:szCs w:val="16"/>
-              </w:rPr>
-              <w:t xml:space="preserve">(904) 270-9387</w:t>
-            </w:r>
-          </w:p>
-        </w:tc>
-      </w:tr>
-      <w:tr>
-        <w:tc>
-          <w:tcPr>
-            <w:tcW w:type="dxa" w:w="2600"/>
-            <w:tcMar>
-              <w:top w:type="dxa" w:w="60"/>
-              <w:left w:type="dxa" w:w="80"/>
-              <w:bottom w:type="dxa" w:w="60"/>
-              <w:right w:type="dxa" w:w="80"/>
-            </w:tcMar>
-          </w:tcPr>
-          <w:p>
-            <w:r>
-              <w:rPr>
-                <w:rFonts w:ascii="Arial" w:cs="Arial" w:eastAsia="Arial" w:hAnsi="Arial"/>
-                <w:b w:val="false"/>
-                <w:bCs w:val="false"/>
-                <w:color w:val="1A1A1A"/>
-                <w:sz w:val="16"/>
-                <w:szCs w:val="16"/>
-              </w:rPr>
-              <w:t xml:space="preserve">El Dorado Furniture</w:t>
-            </w:r>
-          </w:p>
-        </w:tc>
-        <w:tc>
-          <w:tcPr>
-            <w:tcW w:type="dxa" w:w="1500"/>
-            <w:tcMar>
-              <w:top w:type="dxa" w:w="60"/>
-              <w:left w:type="dxa" w:w="80"/>
-              <w:bottom w:type="dxa" w:w="60"/>
-              <w:right w:type="dxa" w:w="80"/>
-            </w:tcMar>
-          </w:tcPr>
-          <w:p>
-            <w:r>
-              <w:rPr>
-                <w:rFonts w:ascii="Arial" w:cs="Arial" w:eastAsia="Arial" w:hAnsi="Arial"/>
-                <w:b w:val="false"/>
-                <w:bCs w:val="false"/>
-                <w:color w:val="1A1A1A"/>
-                <w:sz w:val="16"/>
-                <w:szCs w:val="16"/>
-              </w:rPr>
-              <w:t xml:space="preserve">Miami Gardens</w:t>
-            </w:r>
-          </w:p>
-        </w:tc>
-        <w:tc>
-          <w:tcPr>
-            <w:tcW w:type="dxa" w:w="2700"/>
-            <w:tcMar>
-              <w:top w:type="dxa" w:w="60"/>
-              <w:left w:type="dxa" w:w="80"/>
-              <w:bottom w:type="dxa" w:w="60"/>
-              <w:right w:type="dxa" w:w="80"/>
-            </w:tcMar>
-          </w:tcPr>
-          <w:p>
-            <w:r>
-              <w:rPr>
-                <w:rFonts w:ascii="Arial" w:cs="Arial" w:eastAsia="Arial" w:hAnsi="Arial"/>
-                <w:b w:val="false"/>
-                <w:bCs w:val="false"/>
-                <w:color w:val="1A1A1A"/>
-                <w:sz w:val="16"/>
-                <w:szCs w:val="16"/>
-              </w:rPr>
-              <w:t xml:space="preserve">2</w:t>
-            </w:r>
-          </w:p>
-        </w:tc>
-        <w:tc>
-          <w:tcPr>
-            <w:tcW w:type="dxa" w:w="1900"/>
-            <w:tcMar>
-              <w:top w:type="dxa" w:w="60"/>
-              <w:left w:type="dxa" w:w="80"/>
-              <w:bottom w:type="dxa" w:w="60"/>
-              <w:right w:type="dxa" w:w="80"/>
-            </w:tcMar>
-          </w:tcPr>
-          <w:p>
-            <w:r>
-              <w:rPr>
-                <w:rFonts w:ascii="Arial" w:cs="Arial" w:eastAsia="Arial" w:hAnsi="Arial"/>
-                <w:b w:val="false"/>
-                <w:bCs w:val="false"/>
-                <w:color w:val="1A1A1A"/>
-                <w:sz w:val="16"/>
-                <w:szCs w:val="16"/>
-              </w:rPr>
-              <w:t xml:space="preserve">Luis E. Capó — CEO (board = the six Capó brothers)</w:t>
-            </w:r>
-          </w:p>
-        </w:tc>
-        <w:tc>
-          <w:tcPr>
-            <w:tcW w:type="dxa" w:w="1740"/>
-            <w:tcMar>
-              <w:top w:type="dxa" w:w="60"/>
-              <w:left w:type="dxa" w:w="80"/>
-              <w:bottom w:type="dxa" w:w="60"/>
-              <w:right w:type="dxa" w:w="80"/>
-            </w:tcMar>
-          </w:tcPr>
-          <w:p>
-            <w:r>
-              <w:rPr>
-                <w:rFonts w:ascii="Arial" w:cs="Arial" w:eastAsia="Arial" w:hAnsi="Arial"/>
-                <w:b w:val="false"/>
-                <w:bCs w:val="false"/>
-                <w:color w:val="1A1A1A"/>
-                <w:sz w:val="16"/>
-                <w:szCs w:val="16"/>
-              </w:rPr>
-              <w:t xml:space="preserve"/>
-            </w:r>
-          </w:p>
-        </w:tc>
-      </w:tr>
-      <w:tr>
-        <w:tc>
-          <w:tcPr>
-            <w:tcW w:type="dxa" w:w="2600"/>
-            <w:tcMar>
-              <w:top w:type="dxa" w:w="60"/>
-              <w:left w:type="dxa" w:w="80"/>
-              <w:bottom w:type="dxa" w:w="60"/>
-              <w:right w:type="dxa" w:w="80"/>
-            </w:tcMar>
-          </w:tcPr>
-          <w:p>
-            <w:r>
-              <w:rPr>
-                <w:rFonts w:ascii="Arial" w:cs="Arial" w:eastAsia="Arial" w:hAnsi="Arial"/>
-                <w:b w:val="false"/>
-                <w:bCs w:val="false"/>
-                <w:color w:val="1A1A1A"/>
-                <w:sz w:val="16"/>
-                <w:szCs w:val="16"/>
-              </w:rPr>
-              <w:t xml:space="preserve">Miami Beef Company</w:t>
-            </w:r>
-          </w:p>
-        </w:tc>
-        <w:tc>
-          <w:tcPr>
-            <w:tcW w:type="dxa" w:w="1500"/>
-            <w:tcMar>
-              <w:top w:type="dxa" w:w="60"/>
-              <w:left w:type="dxa" w:w="80"/>
-              <w:bottom w:type="dxa" w:w="60"/>
-              <w:right w:type="dxa" w:w="80"/>
-            </w:tcMar>
-          </w:tcPr>
-          <w:p>
-            <w:r>
-              <w:rPr>
-                <w:rFonts w:ascii="Arial" w:cs="Arial" w:eastAsia="Arial" w:hAnsi="Arial"/>
-                <w:b w:val="false"/>
-                <w:bCs w:val="false"/>
-                <w:color w:val="1A1A1A"/>
-                <w:sz w:val="16"/>
-                <w:szCs w:val="16"/>
-              </w:rPr>
-              <w:t xml:space="preserve">Hialeah</w:t>
-            </w:r>
-          </w:p>
-        </w:tc>
-        <w:tc>
-          <w:tcPr>
-            <w:tcW w:type="dxa" w:w="2700"/>
-            <w:tcMar>
-              <w:top w:type="dxa" w:w="60"/>
-              <w:left w:type="dxa" w:w="80"/>
-              <w:bottom w:type="dxa" w:w="60"/>
-              <w:right w:type="dxa" w:w="80"/>
-            </w:tcMar>
-          </w:tcPr>
-          <w:p>
-            <w:r>
-              <w:rPr>
-                <w:rFonts w:ascii="Arial" w:cs="Arial" w:eastAsia="Arial" w:hAnsi="Arial"/>
-                <w:b w:val="false"/>
-                <w:bCs w:val="false"/>
-                <w:color w:val="1A1A1A"/>
-                <w:sz w:val="16"/>
-                <w:szCs w:val="16"/>
-              </w:rPr>
-              <w:t xml:space="preserve">2</w:t>
-            </w:r>
-          </w:p>
-        </w:tc>
-        <w:tc>
-          <w:tcPr>
-            <w:tcW w:type="dxa" w:w="1900"/>
-            <w:tcMar>
-              <w:top w:type="dxa" w:w="60"/>
-              <w:left w:type="dxa" w:w="80"/>
-              <w:bottom w:type="dxa" w:w="60"/>
-              <w:right w:type="dxa" w:w="80"/>
-            </w:tcMar>
-          </w:tcPr>
-          <w:p>
-            <w:r>
-              <w:rPr>
-                <w:rFonts w:ascii="Arial" w:cs="Arial" w:eastAsia="Arial" w:hAnsi="Arial"/>
-                <w:b w:val="false"/>
-                <w:bCs w:val="false"/>
-                <w:color w:val="1A1A1A"/>
-                <w:sz w:val="16"/>
-                <w:szCs w:val="16"/>
-              </w:rPr>
-              <w:t xml:space="preserve">Michael Young — President &amp; Owner (Sunbiz officers all Young family: Elizabeth VP, Daniel CFO, Robert Dir.)</w:t>
-            </w:r>
-          </w:p>
-        </w:tc>
-        <w:tc>
-          <w:tcPr>
-            <w:tcW w:type="dxa" w:w="1740"/>
-            <w:tcMar>
-              <w:top w:type="dxa" w:w="60"/>
-              <w:left w:type="dxa" w:w="80"/>
-              <w:bottom w:type="dxa" w:w="60"/>
-              <w:right w:type="dxa" w:w="80"/>
-            </w:tcMar>
-          </w:tcPr>
-          <w:p>
-            <w:r>
-              <w:rPr>
-                <w:rFonts w:ascii="Arial" w:cs="Arial" w:eastAsia="Arial" w:hAnsi="Arial"/>
-                <w:b w:val="false"/>
-                <w:bCs w:val="false"/>
-                <w:color w:val="1A1A1A"/>
-                <w:sz w:val="16"/>
-                <w:szCs w:val="16"/>
-              </w:rPr>
-              <w:t xml:space="preserve"/>
-            </w:r>
-          </w:p>
-        </w:tc>
-      </w:tr>
-      <w:tr>
-        <w:tc>
-          <w:tcPr>
-            <w:tcW w:type="dxa" w:w="2600"/>
-            <w:tcMar>
-              <w:top w:type="dxa" w:w="60"/>
-              <w:left w:type="dxa" w:w="80"/>
-              <w:bottom w:type="dxa" w:w="60"/>
-              <w:right w:type="dxa" w:w="80"/>
-            </w:tcMar>
-          </w:tcPr>
-          <w:p>
-            <w:r>
-              <w:rPr>
-                <w:rFonts w:ascii="Arial" w:cs="Arial" w:eastAsia="Arial" w:hAnsi="Arial"/>
-                <w:b w:val="false"/>
-                <w:bCs w:val="false"/>
-                <w:color w:val="1A1A1A"/>
-                <w:sz w:val="16"/>
-                <w:szCs w:val="16"/>
-              </w:rPr>
-              <w:t xml:space="preserve">Arthrex</w:t>
-            </w:r>
-          </w:p>
-        </w:tc>
-        <w:tc>
-          <w:tcPr>
-            <w:tcW w:type="dxa" w:w="1500"/>
-            <w:tcMar>
-              <w:top w:type="dxa" w:w="60"/>
-              <w:left w:type="dxa" w:w="80"/>
-              <w:bottom w:type="dxa" w:w="60"/>
-              <w:right w:type="dxa" w:w="80"/>
-            </w:tcMar>
-          </w:tcPr>
-          <w:p>
-            <w:r>
-              <w:rPr>
-                <w:rFonts w:ascii="Arial" w:cs="Arial" w:eastAsia="Arial" w:hAnsi="Arial"/>
-                <w:b w:val="false"/>
-                <w:bCs w:val="false"/>
-                <w:color w:val="1A1A1A"/>
-                <w:sz w:val="16"/>
-                <w:szCs w:val="16"/>
-              </w:rPr>
-              <w:t xml:space="preserve">Naples</w:t>
-            </w:r>
-          </w:p>
-        </w:tc>
-        <w:tc>
-          <w:tcPr>
-            <w:tcW w:type="dxa" w:w="2700"/>
-            <w:tcMar>
-              <w:top w:type="dxa" w:w="60"/>
-              <w:left w:type="dxa" w:w="80"/>
-              <w:bottom w:type="dxa" w:w="60"/>
-              <w:right w:type="dxa" w:w="80"/>
-            </w:tcMar>
-          </w:tcPr>
-          <w:p>
-            <w:r>
-              <w:rPr>
-                <w:rFonts w:ascii="Arial" w:cs="Arial" w:eastAsia="Arial" w:hAnsi="Arial"/>
-                <w:b w:val="false"/>
-                <w:bCs w:val="false"/>
-                <w:color w:val="1A1A1A"/>
-                <w:sz w:val="16"/>
-                <w:szCs w:val="16"/>
-              </w:rPr>
-              <w:t xml:space="preserve">1</w:t>
-            </w:r>
-          </w:p>
-        </w:tc>
-        <w:tc>
-          <w:tcPr>
-            <w:tcW w:type="dxa" w:w="1900"/>
-            <w:tcMar>
-              <w:top w:type="dxa" w:w="60"/>
-              <w:left w:type="dxa" w:w="80"/>
-              <w:bottom w:type="dxa" w:w="60"/>
-              <w:right w:type="dxa" w:w="80"/>
-            </w:tcMar>
-          </w:tcPr>
-          <w:p>
-            <w:r>
-              <w:rPr>
-                <w:rFonts w:ascii="Arial" w:cs="Arial" w:eastAsia="Arial" w:hAnsi="Arial"/>
-                <w:b w:val="false"/>
-                <w:bCs w:val="false"/>
-                <w:color w:val="1A1A1A"/>
-                <w:sz w:val="16"/>
-                <w:szCs w:val="16"/>
-              </w:rPr>
-              <w:t xml:space="preserve">Reinhold D. Schmieding — Founder, President &amp; CEO, majority owner</w:t>
-            </w:r>
-          </w:p>
-        </w:tc>
-        <w:tc>
-          <w:tcPr>
-            <w:tcW w:type="dxa" w:w="1740"/>
-            <w:tcMar>
-              <w:top w:type="dxa" w:w="60"/>
-              <w:left w:type="dxa" w:w="80"/>
-              <w:bottom w:type="dxa" w:w="60"/>
-              <w:right w:type="dxa" w:w="80"/>
-            </w:tcMar>
-          </w:tcPr>
-          <w:p>
-            <w:r>
-              <w:rPr>
-                <w:rFonts w:ascii="Arial" w:cs="Arial" w:eastAsia="Arial" w:hAnsi="Arial"/>
-                <w:b w:val="false"/>
-                <w:bCs w:val="false"/>
-                <w:color w:val="1A1A1A"/>
-                <w:sz w:val="16"/>
-                <w:szCs w:val="16"/>
-              </w:rPr>
-              <w:t xml:space="preserve">(239) 643-5553</w:t>
-            </w:r>
-          </w:p>
-        </w:tc>
-      </w:tr>
-      <w:tr>
-        <w:tc>
-          <w:tcPr>
-            <w:tcW w:type="dxa" w:w="2600"/>
-            <w:tcMar>
-              <w:top w:type="dxa" w:w="60"/>
-              <w:left w:type="dxa" w:w="80"/>
-              <w:bottom w:type="dxa" w:w="60"/>
-              <w:right w:type="dxa" w:w="80"/>
-            </w:tcMar>
-          </w:tcPr>
-          <w:p>
-            <w:r>
-              <w:rPr>
-                <w:rFonts w:ascii="Arial" w:cs="Arial" w:eastAsia="Arial" w:hAnsi="Arial"/>
-                <w:b w:val="false"/>
-                <w:bCs w:val="false"/>
-                <w:color w:val="1A1A1A"/>
-                <w:sz w:val="16"/>
-                <w:szCs w:val="16"/>
-              </w:rPr>
-              <w:t xml:space="preserve">Wish Farms</w:t>
-            </w:r>
-          </w:p>
-        </w:tc>
-        <w:tc>
-          <w:tcPr>
-            <w:tcW w:type="dxa" w:w="1500"/>
-            <w:tcMar>
-              <w:top w:type="dxa" w:w="60"/>
-              <w:left w:type="dxa" w:w="80"/>
-              <w:bottom w:type="dxa" w:w="60"/>
-              <w:right w:type="dxa" w:w="80"/>
-            </w:tcMar>
-          </w:tcPr>
-          <w:p>
-            <w:r>
-              <w:rPr>
-                <w:rFonts w:ascii="Arial" w:cs="Arial" w:eastAsia="Arial" w:hAnsi="Arial"/>
-                <w:b w:val="false"/>
-                <w:bCs w:val="false"/>
-                <w:color w:val="1A1A1A"/>
-                <w:sz w:val="16"/>
-                <w:szCs w:val="16"/>
-              </w:rPr>
-              <w:t xml:space="preserve">Plant City</w:t>
-            </w:r>
-          </w:p>
-        </w:tc>
-        <w:tc>
-          <w:tcPr>
-            <w:tcW w:type="dxa" w:w="2700"/>
-            <w:tcMar>
-              <w:top w:type="dxa" w:w="60"/>
-              <w:left w:type="dxa" w:w="80"/>
-              <w:bottom w:type="dxa" w:w="60"/>
-              <w:right w:type="dxa" w:w="80"/>
-            </w:tcMar>
-          </w:tcPr>
-          <w:p>
-            <w:r>
-              <w:rPr>
-                <w:rFonts w:ascii="Arial" w:cs="Arial" w:eastAsia="Arial" w:hAnsi="Arial"/>
-                <w:b w:val="false"/>
-                <w:bCs w:val="false"/>
-                <w:color w:val="1A1A1A"/>
-                <w:sz w:val="16"/>
-                <w:szCs w:val="16"/>
-              </w:rPr>
-              <w:t xml:space="preserve">4</w:t>
-            </w:r>
-          </w:p>
-        </w:tc>
-        <w:tc>
-          <w:tcPr>
-            <w:tcW w:type="dxa" w:w="1900"/>
-            <w:tcMar>
-              <w:top w:type="dxa" w:w="60"/>
-              <w:left w:type="dxa" w:w="80"/>
-              <w:bottom w:type="dxa" w:w="60"/>
-              <w:right w:type="dxa" w:w="80"/>
-            </w:tcMar>
-          </w:tcPr>
-          <w:p>
-            <w:r>
-              <w:rPr>
-                <w:rFonts w:ascii="Arial" w:cs="Arial" w:eastAsia="Arial" w:hAnsi="Arial"/>
-                <w:b w:val="false"/>
-                <w:bCs w:val="false"/>
-                <w:color w:val="1A1A1A"/>
-                <w:sz w:val="16"/>
-                <w:szCs w:val="16"/>
-              </w:rPr>
-              <w:t xml:space="preserve">James Peterson — CEO (eff. 2026-06-01; family by marriage); Gary Wishnatzki → Chairman</w:t>
-            </w:r>
-          </w:p>
-        </w:tc>
-        <w:tc>
-          <w:tcPr>
-            <w:tcW w:type="dxa" w:w="1740"/>
-            <w:tcMar>
-              <w:top w:type="dxa" w:w="60"/>
-              <w:left w:type="dxa" w:w="80"/>
-              <w:bottom w:type="dxa" w:w="60"/>
-              <w:right w:type="dxa" w:w="80"/>
-            </w:tcMar>
-          </w:tcPr>
-          <w:p>
-            <w:r>
-              <w:rPr>
-                <w:rFonts w:ascii="Arial" w:cs="Arial" w:eastAsia="Arial" w:hAnsi="Arial"/>
-                <w:b w:val="false"/>
-                <w:bCs w:val="false"/>
-                <w:color w:val="1A1A1A"/>
-                <w:sz w:val="16"/>
-                <w:szCs w:val="16"/>
-              </w:rPr>
-              <w:t xml:space="preserve">(813) 752-5111</w:t>
-            </w:r>
-          </w:p>
-        </w:tc>
-      </w:tr>
-      <w:tr>
-        <w:tc>
-          <w:tcPr>
-            <w:tcW w:type="dxa" w:w="2600"/>
-            <w:tcMar>
-              <w:top w:type="dxa" w:w="60"/>
-              <w:left w:type="dxa" w:w="80"/>
-              <w:bottom w:type="dxa" w:w="60"/>
-              <w:right w:type="dxa" w:w="80"/>
-            </w:tcMar>
-          </w:tcPr>
-          <w:p>
-            <w:r>
-              <w:rPr>
-                <w:rFonts w:ascii="Arial" w:cs="Arial" w:eastAsia="Arial" w:hAnsi="Arial"/>
-                <w:b w:val="false"/>
-                <w:bCs w:val="false"/>
-                <w:color w:val="1A1A1A"/>
-                <w:sz w:val="16"/>
-                <w:szCs w:val="16"/>
-              </w:rPr>
-              <w:t xml:space="preserve">S.R. Perrott</w:t>
-            </w:r>
-          </w:p>
-        </w:tc>
-        <w:tc>
-          <w:tcPr>
-            <w:tcW w:type="dxa" w:w="1500"/>
-            <w:tcMar>
-              <w:top w:type="dxa" w:w="60"/>
-              <w:left w:type="dxa" w:w="80"/>
-              <w:bottom w:type="dxa" w:w="60"/>
-              <w:right w:type="dxa" w:w="80"/>
-            </w:tcMar>
-          </w:tcPr>
-          <w:p>
-            <w:r>
-              <w:rPr>
-                <w:rFonts w:ascii="Arial" w:cs="Arial" w:eastAsia="Arial" w:hAnsi="Arial"/>
-                <w:b w:val="false"/>
-                <w:bCs w:val="false"/>
-                <w:color w:val="1A1A1A"/>
-                <w:sz w:val="16"/>
-                <w:szCs w:val="16"/>
-              </w:rPr>
-              <w:t xml:space="preserve">Ormond Beach</w:t>
-            </w:r>
-          </w:p>
-        </w:tc>
-        <w:tc>
-          <w:tcPr>
-            <w:tcW w:type="dxa" w:w="2700"/>
-            <w:tcMar>
-              <w:top w:type="dxa" w:w="60"/>
-              <w:left w:type="dxa" w:w="80"/>
-              <w:bottom w:type="dxa" w:w="60"/>
-              <w:right w:type="dxa" w:w="80"/>
-            </w:tcMar>
-          </w:tcPr>
-          <w:p>
-            <w:r>
-              <w:rPr>
-                <w:rFonts w:ascii="Arial" w:cs="Arial" w:eastAsia="Arial" w:hAnsi="Arial"/>
-                <w:b w:val="false"/>
-                <w:bCs w:val="false"/>
-                <w:color w:val="1A1A1A"/>
-                <w:sz w:val="16"/>
-                <w:szCs w:val="16"/>
-              </w:rPr>
-              <w:t xml:space="preserve">4</w:t>
-            </w:r>
-          </w:p>
-        </w:tc>
-        <w:tc>
-          <w:tcPr>
-            <w:tcW w:type="dxa" w:w="1900"/>
-            <w:tcMar>
-              <w:top w:type="dxa" w:w="60"/>
-              <w:left w:type="dxa" w:w="80"/>
-              <w:bottom w:type="dxa" w:w="60"/>
-              <w:right w:type="dxa" w:w="80"/>
-            </w:tcMar>
-          </w:tcPr>
-          <w:p>
-            <w:r>
-              <w:rPr>
-                <w:rFonts w:ascii="Arial" w:cs="Arial" w:eastAsia="Arial" w:hAnsi="Arial"/>
-                <w:b w:val="false"/>
-                <w:bCs w:val="false"/>
-                <w:color w:val="1A1A1A"/>
-                <w:sz w:val="16"/>
-                <w:szCs w:val="16"/>
-              </w:rPr>
-              <w:t xml:space="preserve">Michele P. Connors — Owner &amp; President (2nd gen; founders’ daughter)</w:t>
-            </w:r>
-          </w:p>
-        </w:tc>
-        <w:tc>
-          <w:tcPr>
-            <w:tcW w:type="dxa" w:w="1740"/>
-            <w:tcMar>
-              <w:top w:type="dxa" w:w="60"/>
-              <w:left w:type="dxa" w:w="80"/>
-              <w:bottom w:type="dxa" w:w="60"/>
-              <w:right w:type="dxa" w:w="80"/>
-            </w:tcMar>
-          </w:tcPr>
-          <w:p>
-            <w:r>
-              <w:rPr>
-                <w:rFonts w:ascii="Arial" w:cs="Arial" w:eastAsia="Arial" w:hAnsi="Arial"/>
-                <w:b w:val="false"/>
-                <w:bCs w:val="false"/>
-                <w:color w:val="1A1A1A"/>
-                <w:sz w:val="16"/>
-                <w:szCs w:val="16"/>
-              </w:rPr>
-              <w:t xml:space="preserve">(386) 672-2275</w:t>
-            </w:r>
-          </w:p>
-        </w:tc>
-      </w:tr>
-      <w:tr>
-        <w:tc>
-          <w:tcPr>
-            <w:tcW w:type="dxa" w:w="2600"/>
-            <w:tcMar>
-              <w:top w:type="dxa" w:w="60"/>
-              <w:left w:type="dxa" w:w="80"/>
-              <w:bottom w:type="dxa" w:w="60"/>
-              <w:right w:type="dxa" w:w="80"/>
-            </w:tcMar>
-          </w:tcPr>
-          <w:p>
-            <w:r>
-              <w:rPr>
-                <w:rFonts w:ascii="Arial" w:cs="Arial" w:eastAsia="Arial" w:hAnsi="Arial"/>
-                <w:b w:val="false"/>
-                <w:bCs w:val="false"/>
-                <w:color w:val="1A1A1A"/>
-                <w:sz w:val="16"/>
-                <w:szCs w:val="16"/>
-              </w:rPr>
-              <w:t xml:space="preserve">Sally Dark Rides</w:t>
-            </w:r>
-          </w:p>
-        </w:tc>
-        <w:tc>
-          <w:tcPr>
-            <w:tcW w:type="dxa" w:w="1500"/>
-            <w:tcMar>
-              <w:top w:type="dxa" w:w="60"/>
-              <w:left w:type="dxa" w:w="80"/>
-              <w:bottom w:type="dxa" w:w="60"/>
-              <w:right w:type="dxa" w:w="80"/>
-            </w:tcMar>
-          </w:tcPr>
-          <w:p>
-            <w:r>
-              <w:rPr>
-                <w:rFonts w:ascii="Arial" w:cs="Arial" w:eastAsia="Arial" w:hAnsi="Arial"/>
-                <w:b w:val="false"/>
-                <w:bCs w:val="false"/>
-                <w:color w:val="1A1A1A"/>
-                <w:sz w:val="16"/>
-                <w:szCs w:val="16"/>
-              </w:rPr>
-              <w:t xml:space="preserve">Jacksonville</w:t>
-            </w:r>
-          </w:p>
-        </w:tc>
-        <w:tc>
-          <w:tcPr>
-            <w:tcW w:type="dxa" w:w="2700"/>
-            <w:tcMar>
-              <w:top w:type="dxa" w:w="60"/>
-              <w:left w:type="dxa" w:w="80"/>
-              <w:bottom w:type="dxa" w:w="60"/>
-              <w:right w:type="dxa" w:w="80"/>
-            </w:tcMar>
-          </w:tcPr>
-          <w:p>
-            <w:r>
-              <w:rPr>
-                <w:rFonts w:ascii="Arial" w:cs="Arial" w:eastAsia="Arial" w:hAnsi="Arial"/>
-                <w:b w:val="false"/>
-                <w:bCs w:val="false"/>
-                <w:color w:val="1A1A1A"/>
-                <w:sz w:val="16"/>
-                <w:szCs w:val="16"/>
-              </w:rPr>
-              <w:t xml:space="preserve">1</w:t>
-            </w:r>
-          </w:p>
-        </w:tc>
-        <w:tc>
-          <w:tcPr>
-            <w:tcW w:type="dxa" w:w="1900"/>
-            <w:tcMar>
-              <w:top w:type="dxa" w:w="60"/>
-              <w:left w:type="dxa" w:w="80"/>
-              <w:bottom w:type="dxa" w:w="60"/>
-              <w:right w:type="dxa" w:w="80"/>
-            </w:tcMar>
-          </w:tcPr>
-          <w:p>
-            <w:r>
-              <w:rPr>
-                <w:rFonts w:ascii="Arial" w:cs="Arial" w:eastAsia="Arial" w:hAnsi="Arial"/>
-                <w:b w:val="false"/>
-                <w:bCs w:val="false"/>
-                <w:color w:val="1A1A1A"/>
-                <w:sz w:val="16"/>
-                <w:szCs w:val="16"/>
-              </w:rPr>
-              <w:t xml:space="preserve">John Wood — Chairman &amp; President (co-founder, 1977); Rolf Paegert, CEO</w:t>
-            </w:r>
-          </w:p>
-        </w:tc>
-        <w:tc>
-          <w:tcPr>
-            <w:tcW w:type="dxa" w:w="1740"/>
-            <w:tcMar>
-              <w:top w:type="dxa" w:w="60"/>
-              <w:left w:type="dxa" w:w="80"/>
-              <w:bottom w:type="dxa" w:w="60"/>
-              <w:right w:type="dxa" w:w="80"/>
-            </w:tcMar>
-          </w:tcPr>
-          <w:p>
-            <w:r>
-              <w:rPr>
-                <w:rFonts w:ascii="Arial" w:cs="Arial" w:eastAsia="Arial" w:hAnsi="Arial"/>
-                <w:b w:val="false"/>
-                <w:bCs w:val="false"/>
-                <w:color w:val="1A1A1A"/>
-                <w:sz w:val="16"/>
-                <w:szCs w:val="16"/>
-              </w:rPr>
               <w:t xml:space="preserve">(904) 355-7100</w:t>
-            </w:r>
-          </w:p>
-        </w:tc>
-      </w:tr>
-      <w:tr>
-        <w:tc>
-          <w:tcPr>
-            <w:tcW w:type="dxa" w:w="2600"/>
-            <w:tcMar>
-              <w:top w:type="dxa" w:w="60"/>
-              <w:left w:type="dxa" w:w="80"/>
-              <w:bottom w:type="dxa" w:w="60"/>
-              <w:right w:type="dxa" w:w="80"/>
-            </w:tcMar>
-          </w:tcPr>
-          <w:p>
-            <w:r>
-              <w:rPr>
-                <w:rFonts w:ascii="Arial" w:cs="Arial" w:eastAsia="Arial" w:hAnsi="Arial"/>
-                <w:b w:val="false"/>
-                <w:bCs w:val="false"/>
-                <w:color w:val="1A1A1A"/>
-                <w:sz w:val="16"/>
-                <w:szCs w:val="16"/>
-              </w:rPr>
-              <w:t xml:space="preserve">American Coolair</w:t>
-            </w:r>
-          </w:p>
-        </w:tc>
-        <w:tc>
-          <w:tcPr>
-            <w:tcW w:type="dxa" w:w="1500"/>
-            <w:tcMar>
-              <w:top w:type="dxa" w:w="60"/>
-              <w:left w:type="dxa" w:w="80"/>
-              <w:bottom w:type="dxa" w:w="60"/>
-              <w:right w:type="dxa" w:w="80"/>
-            </w:tcMar>
-          </w:tcPr>
-          <w:p>
-            <w:r>
-              <w:rPr>
-                <w:rFonts w:ascii="Arial" w:cs="Arial" w:eastAsia="Arial" w:hAnsi="Arial"/>
-                <w:b w:val="false"/>
-                <w:bCs w:val="false"/>
-                <w:color w:val="1A1A1A"/>
-                <w:sz w:val="16"/>
-                <w:szCs w:val="16"/>
-              </w:rPr>
-              <w:t xml:space="preserve">Jacksonville</w:t>
-            </w:r>
-          </w:p>
-        </w:tc>
-        <w:tc>
-          <w:tcPr>
-            <w:tcW w:type="dxa" w:w="2700"/>
-            <w:tcMar>
-              <w:top w:type="dxa" w:w="60"/>
-              <w:left w:type="dxa" w:w="80"/>
-              <w:bottom w:type="dxa" w:w="60"/>
-              <w:right w:type="dxa" w:w="80"/>
-            </w:tcMar>
-          </w:tcPr>
-          <w:p>
-            <w:r>
-              <w:rPr>
-                <w:rFonts w:ascii="Arial" w:cs="Arial" w:eastAsia="Arial" w:hAnsi="Arial"/>
-                <w:b w:val="false"/>
-                <w:bCs w:val="false"/>
-                <w:color w:val="1A1A1A"/>
-                <w:sz w:val="16"/>
-                <w:szCs w:val="16"/>
-              </w:rPr>
-              <w:t xml:space="preserve">1</w:t>
-            </w:r>
-          </w:p>
-        </w:tc>
-        <w:tc>
-          <w:tcPr>
-            <w:tcW w:type="dxa" w:w="1900"/>
-            <w:tcMar>
-              <w:top w:type="dxa" w:w="60"/>
-              <w:left w:type="dxa" w:w="80"/>
-              <w:bottom w:type="dxa" w:w="60"/>
-              <w:right w:type="dxa" w:w="80"/>
-            </w:tcMar>
-          </w:tcPr>
-          <w:p>
-            <w:r>
-              <w:rPr>
-                <w:rFonts w:ascii="Arial" w:cs="Arial" w:eastAsia="Arial" w:hAnsi="Arial"/>
-                <w:b w:val="false"/>
-                <w:bCs w:val="false"/>
-                <w:color w:val="1A1A1A"/>
-                <w:sz w:val="16"/>
-                <w:szCs w:val="16"/>
-              </w:rPr>
-              <w:t xml:space="preserve">Harry Graves — President (Graves family, 4th generation since 1928)</w:t>
-            </w:r>
-          </w:p>
-        </w:tc>
-        <w:tc>
-          <w:tcPr>
-            <w:tcW w:type="dxa" w:w="1740"/>
-            <w:tcMar>
-              <w:top w:type="dxa" w:w="60"/>
-              <w:left w:type="dxa" w:w="80"/>
-              <w:bottom w:type="dxa" w:w="60"/>
-              <w:right w:type="dxa" w:w="80"/>
-            </w:tcMar>
-          </w:tcPr>
-          <w:p>
-            <w:r>
-              <w:rPr>
-                <w:rFonts w:ascii="Arial" w:cs="Arial" w:eastAsia="Arial" w:hAnsi="Arial"/>
-                <w:b w:val="false"/>
-                <w:bCs w:val="false"/>
-                <w:color w:val="1A1A1A"/>
-                <w:sz w:val="16"/>
-                <w:szCs w:val="16"/>
-              </w:rPr>
-              <w:t xml:space="preserve">(904) 389-3646</w:t>
             </w:r>
           </w:p>
         </w:tc>

--- a/Core-BD-Report-Florida.docx
+++ b/Core-BD-Report-Florida.docx
@@ -47,7 +47,7 @@
           <w:sz w:val="20"/>
           <w:szCs w:val="20"/>
         </w:rPr>
-        <w:t xml:space="preserve">Florida in all: 200 rows across 197 companies (self-overlap checked 2026-10-31). Call-ready: 40 rows across 40 companies. Lineage: closed at 98 rows / 97 companies on 31 October under the old contact rule; re-closed at 40 rows / 40 companies on the fixed rule, the 58 rows falling because no source line on them named the contact. A market that re-closes lower on a better instrument is the instrument working. Verified-callable: 14 rows (25 on the old rule; 11 fell because their contacts carry no dated source). Every count states rows or companies.</w:t>
+        <w:t xml:space="preserve">Florida in all: 200 rows across 197 companies (self-overlap checked 2026-10-31). Call-ready: 40 rows across 40 companies. Lineage: closed at 98 rows / 97 companies on 31 October under the old contact rule; re-closed at 40 rows / 40 companies on the fixed rule, the 58 rows falling because no source line on them named the contact. A market that re-closes lower on a better instrument is the instrument working. Item 322 (2026-10-31): 57 rows holding a phone were worked at 117 reads of a 171 ceiling; 0 sourced, because no page that showed the number displayed a date of its own. Call-ready unchanged at 40 rows / 40 companies. Verified-callable: 14 rows (25 on the old rule; 11 fell because their contacts carry no dated source). Every count states rows or companies.</w:t>
       </w:r>
     </w:p>
     <w:p>

--- a/Core-BD-Report-Florida.docx
+++ b/Core-BD-Report-Florida.docx
@@ -47,7 +47,7 @@
           <w:sz w:val="20"/>
           <w:szCs w:val="20"/>
         </w:rPr>
-        <w:t xml:space="preserve">Florida in all: 200 rows across 197 companies (self-overlap checked 2026-10-31). Call-ready: 40 rows across 40 companies. Lineage: closed at 98 rows / 97 companies on 31 October under the old contact rule; re-closed at 40 rows / 40 companies on the fixed rule, the 58 rows falling because no source line on them named the contact. A market that re-closes lower on a better instrument is the instrument working. Item 322 (2026-10-31): 57 rows holding a phone were worked at 117 reads of a 171 ceiling; 0 sourced, because no page that showed the number displayed a date of its own. Call-ready unchanged at 40 rows / 40 companies. Verified-callable: 14 rows (25 on the old rule; 11 fell because their contacts carry no dated source). Every count states rows or companies.</w:t>
+        <w:t xml:space="preserve">Florida in all: 200 rows across 197 companies (self-overlap checked 2026-10-31). Call-ready: 50 rows across 50 companies. Lineage: closed at 98 rows / 97 companies on 31 October under the old contact rule; re-closed at 40 rows / 40 companies on the fixed rule, the 58 rows falling because no source line on them named the contact. A market that re-closes lower on a better instrument is the instrument working. Item 322 (2026-10-31): 57 rows holding a phone worked at 117 reads; 10 sourced by an observed read of the company’s own page (17.5%, about 12 reads per sourced row); call-ready 40 → 50 rows (50 companies). The short rows now separate “source the number” from “acquire a number” (14 rows hold none). Verified-callable: 21 rows (25 on the old rule; 11 fell because their contacts carry no dated source). Every count states rows or companies.</w:t>
       </w:r>
     </w:p>
     <w:p>
@@ -63,7 +63,7 @@
           <w:sz w:val="20"/>
           <w:szCs w:val="20"/>
         </w:rPr>
-        <w:t xml:space="preserve">Callable today from the existing Florida rows (rows): 14 of 47 Tier A (unchanged by the Florida 100 run — florida.html was not edited). Band 1: 9.</w:t>
+        <w:t xml:space="preserve">Callable today from the existing Florida rows (rows): 21 of 47 Tier A (unchanged by the Florida 100 run — florida.html was not edited). Band 1: 11.</w:t>
       </w:r>
     </w:p>
     <w:p>
@@ -2216,7 +2216,7 @@
                 <w:sz w:val="16"/>
                 <w:szCs w:val="16"/>
               </w:rPr>
-              <w:t xml:space="preserve">Riverdale Farms</w:t>
+              <w:t xml:space="preserve">Badia Spices</w:t>
             </w:r>
           </w:p>
         </w:tc>
@@ -2288,7 +2288,7 @@
                 <w:sz w:val="16"/>
                 <w:szCs w:val="16"/>
               </w:rPr>
-              <w:t xml:space="preserve">Luis H. Balcazar — President (Sunbiz officer P); Emilio Borrero, Chairman</w:t>
+              <w:t xml:space="preserve">Joseph “Pepe” Badia — President / majority owner</w:t>
             </w:r>
           </w:p>
         </w:tc>
@@ -2312,7 +2312,7 @@
                 <w:sz w:val="16"/>
                 <w:szCs w:val="16"/>
               </w:rPr>
-              <w:t xml:space="preserve">(305) 592-5760</w:t>
+              <w:t xml:space="preserve">(305) 629-8000</w:t>
             </w:r>
           </w:p>
         </w:tc>
@@ -2338,7 +2338,7 @@
                 <w:sz w:val="16"/>
                 <w:szCs w:val="16"/>
               </w:rPr>
-              <w:t xml:space="preserve">Cigarette Racing Team</w:t>
+              <w:t xml:space="preserve">Eagle Brands Sales</w:t>
             </w:r>
           </w:p>
         </w:tc>
@@ -2362,7 +2362,7 @@
                 <w:sz w:val="16"/>
                 <w:szCs w:val="16"/>
               </w:rPr>
-              <w:t xml:space="preserve">Opa-locka</w:t>
+              <w:t xml:space="preserve">Miami</w:t>
             </w:r>
           </w:p>
         </w:tc>
@@ -2386,7 +2386,7 @@
                 <w:sz w:val="16"/>
                 <w:szCs w:val="16"/>
               </w:rPr>
-              <w:t xml:space="preserve">1</w:t>
+              <w:t xml:space="preserve">4</w:t>
             </w:r>
           </w:p>
         </w:tc>
@@ -2410,7 +2410,7 @@
                 <w:sz w:val="16"/>
                 <w:szCs w:val="16"/>
               </w:rPr>
-              <w:t xml:space="preserve">Alexander “Alex” Ruiz — CEO (Ruiz family / Lionheart ownership); Kurt Bender, President (appt. Nov 2025)</w:t>
+              <w:t xml:space="preserve">Susan B. McCollum — President &amp; CEO / owner</w:t>
             </w:r>
           </w:p>
         </w:tc>
@@ -2434,7 +2434,7 @@
                 <w:sz w:val="16"/>
                 <w:szCs w:val="16"/>
               </w:rPr>
-              <w:t xml:space="preserve">(305) 931-4564</w:t>
+              <w:t xml:space="preserve">305-599-2337</w:t>
             </w:r>
           </w:p>
         </w:tc>
@@ -2460,7 +2460,7 @@
                 <w:sz w:val="16"/>
                 <w:szCs w:val="16"/>
               </w:rPr>
-              <w:t xml:space="preserve">WTDC Logistics</w:t>
+              <w:t xml:space="preserve">Riverdale Farms</w:t>
             </w:r>
           </w:p>
         </w:tc>
@@ -2484,7 +2484,7 @@
                 <w:sz w:val="16"/>
                 <w:szCs w:val="16"/>
               </w:rPr>
-              <w:t xml:space="preserve">Miami</w:t>
+              <w:t xml:space="preserve">Doral</w:t>
             </w:r>
           </w:p>
         </w:tc>
@@ -2532,7 +2532,7 @@
                 <w:sz w:val="16"/>
                 <w:szCs w:val="16"/>
               </w:rPr>
-              <w:t xml:space="preserve">Sean P. Gazitua — President &amp; CEO (3rd-gen family); Ralph L. Gazitua, Chairman</w:t>
+              <w:t xml:space="preserve">Luis H. Balcazar — President (Sunbiz officer P); Emilio Borrero, Chairman</w:t>
             </w:r>
           </w:p>
         </w:tc>
@@ -2556,7 +2556,7 @@
                 <w:sz w:val="16"/>
                 <w:szCs w:val="16"/>
               </w:rPr>
-              <w:t xml:space="preserve">(305) 594-2195</w:t>
+              <w:t xml:space="preserve">(305) 592-5760</w:t>
             </w:r>
           </w:p>
         </w:tc>
@@ -2582,7 +2582,7 @@
                 <w:sz w:val="16"/>
                 <w:szCs w:val="16"/>
               </w:rPr>
-              <w:t xml:space="preserve">Fulfillment Hub USA</w:t>
+              <w:t xml:space="preserve">Cigarette Racing Team</w:t>
             </w:r>
           </w:p>
         </w:tc>
@@ -2606,7 +2606,7 @@
                 <w:sz w:val="16"/>
                 <w:szCs w:val="16"/>
               </w:rPr>
-              <w:t xml:space="preserve">Doral</w:t>
+              <w:t xml:space="preserve">Opa-locka</w:t>
             </w:r>
           </w:p>
         </w:tc>
@@ -2654,7 +2654,7 @@
                 <w:sz w:val="16"/>
                 <w:szCs w:val="16"/>
               </w:rPr>
-              <w:t xml:space="preserve">Abel Horvath — CEO / Owner (Sunbiz RA titled CEO, upd. 04/2026; BBB)</w:t>
+              <w:t xml:space="preserve">Alexander “Alex” Ruiz — CEO (Ruiz family / Lionheart ownership); Kurt Bender, President (appt. Nov 2025)</w:t>
             </w:r>
           </w:p>
         </w:tc>
@@ -2678,7 +2678,7 @@
                 <w:sz w:val="16"/>
                 <w:szCs w:val="16"/>
               </w:rPr>
-              <w:t xml:space="preserve">(786) 622-1102</w:t>
+              <w:t xml:space="preserve">(305) 931-4564</w:t>
             </w:r>
           </w:p>
         </w:tc>
@@ -2704,7 +2704,7 @@
                 <w:sz w:val="16"/>
                 <w:szCs w:val="16"/>
               </w:rPr>
-              <w:t xml:space="preserve">Pepin Distributing</w:t>
+              <w:t xml:space="preserve">WTDC Logistics</w:t>
             </w:r>
           </w:p>
         </w:tc>
@@ -2728,7 +2728,7 @@
                 <w:sz w:val="16"/>
                 <w:szCs w:val="16"/>
               </w:rPr>
-              <w:t xml:space="preserve">Tampa</w:t>
+              <w:t xml:space="preserve">Miami</w:t>
             </w:r>
           </w:p>
         </w:tc>
@@ -2752,7 +2752,7 @@
                 <w:sz w:val="16"/>
                 <w:szCs w:val="16"/>
               </w:rPr>
-              <w:t xml:space="preserve">4</w:t>
+              <w:t xml:space="preserve">1</w:t>
             </w:r>
           </w:p>
         </w:tc>
@@ -2776,7 +2776,7 @@
                 <w:sz w:val="16"/>
                 <w:szCs w:val="16"/>
               </w:rPr>
-              <w:t xml:space="preserve">Tom Pepin — Chairman &amp; CEO (3rd gen)</w:t>
+              <w:t xml:space="preserve">Sean P. Gazitua — President &amp; CEO (3rd-gen family); Ralph L. Gazitua, Chairman</w:t>
             </w:r>
           </w:p>
         </w:tc>
@@ -2800,7 +2800,7 @@
                 <w:sz w:val="16"/>
                 <w:szCs w:val="16"/>
               </w:rPr>
-              <w:t xml:space="preserve">813-628-4400</w:t>
+              <w:t xml:space="preserve">(305) 594-2195</w:t>
             </w:r>
           </w:p>
         </w:tc>
@@ -2826,7 +2826,7 @@
                 <w:sz w:val="16"/>
                 <w:szCs w:val="16"/>
               </w:rPr>
-              <w:t xml:space="preserve">Teakdecking Systems</w:t>
+              <w:t xml:space="preserve">SkyPostal</w:t>
             </w:r>
           </w:p>
         </w:tc>
@@ -2850,7 +2850,7 @@
                 <w:sz w:val="16"/>
                 <w:szCs w:val="16"/>
               </w:rPr>
-              <w:t xml:space="preserve">Sarasota</w:t>
+              <w:t xml:space="preserve">Miami</w:t>
             </w:r>
           </w:p>
         </w:tc>
@@ -2898,7 +2898,7 @@
                 <w:sz w:val="16"/>
                 <w:szCs w:val="16"/>
               </w:rPr>
-              <w:t xml:space="preserve">Richard J. Strauss — CEO (Sunbiz: President; board-promoted to CEO)</w:t>
+              <w:t xml:space="preserve">A.J. Hernandez — President &amp; CEO (2nd-gen; father Albert P. Hernandez founded)</w:t>
             </w:r>
           </w:p>
         </w:tc>
@@ -2922,7 +2922,7 @@
                 <w:sz w:val="16"/>
                 <w:szCs w:val="16"/>
               </w:rPr>
-              <w:t xml:space="preserve">(941) 756-0600</w:t>
+              <w:t xml:space="preserve">(305) 599-1812</w:t>
             </w:r>
           </w:p>
         </w:tc>
@@ -2948,7 +2948,7 @@
                 <w:sz w:val="16"/>
                 <w:szCs w:val="16"/>
               </w:rPr>
-              <w:t xml:space="preserve">Barney's Pumps</w:t>
+              <w:t xml:space="preserve">Fulfillment Hub USA</w:t>
             </w:r>
           </w:p>
         </w:tc>
@@ -2972,7 +2972,7 @@
                 <w:sz w:val="16"/>
                 <w:szCs w:val="16"/>
               </w:rPr>
-              <w:t xml:space="preserve">Lakeland</w:t>
+              <w:t xml:space="preserve">Doral</w:t>
             </w:r>
           </w:p>
         </w:tc>
@@ -3020,7 +3020,7 @@
                 <w:sz w:val="16"/>
                 <w:szCs w:val="16"/>
               </w:rPr>
-              <w:t xml:space="preserve">Robbie Pearce — President &amp; Director; Johnnie Mack Curls Jr., CEO &amp; Director (Sunbiz current)</w:t>
+              <w:t xml:space="preserve">Abel Horvath — CEO / Owner (Sunbiz RA titled CEO, upd. 04/2026; BBB)</w:t>
             </w:r>
           </w:p>
         </w:tc>
@@ -3044,7 +3044,7 @@
                 <w:sz w:val="16"/>
                 <w:szCs w:val="16"/>
               </w:rPr>
-              <w:t xml:space="preserve">(863) 665-8500</w:t>
+              <w:t xml:space="preserve">(786) 622-1102</w:t>
             </w:r>
           </w:p>
         </w:tc>
@@ -3070,7 +3070,7 @@
                 <w:sz w:val="16"/>
                 <w:szCs w:val="16"/>
               </w:rPr>
-              <w:t xml:space="preserve">Florida Paints</w:t>
+              <w:t xml:space="preserve">Pepin Distributing</w:t>
             </w:r>
           </w:p>
         </w:tc>
@@ -3094,7 +3094,7 @@
                 <w:sz w:val="16"/>
                 <w:szCs w:val="16"/>
               </w:rPr>
-              <w:t xml:space="preserve">Orlando</w:t>
+              <w:t xml:space="preserve">Tampa</w:t>
             </w:r>
           </w:p>
         </w:tc>
@@ -3118,7 +3118,7 @@
                 <w:sz w:val="16"/>
                 <w:szCs w:val="16"/>
               </w:rPr>
-              <w:t xml:space="preserve">1</w:t>
+              <w:t xml:space="preserve">4</w:t>
             </w:r>
           </w:p>
         </w:tc>
@@ -3142,7 +3142,7 @@
                 <w:sz w:val="16"/>
                 <w:szCs w:val="16"/>
               </w:rPr>
-              <w:t xml:space="preserve">Rick Strube &amp; Don Strube Jr. — Co-Founders &amp; Co-CEOs (Strube family, 2nd gen; Jeff Grasty, President/ops)</w:t>
+              <w:t xml:space="preserve">Tom Pepin — Chairman &amp; CEO (3rd gen)</w:t>
             </w:r>
           </w:p>
         </w:tc>
@@ -3166,7 +3166,7 @@
                 <w:sz w:val="16"/>
                 <w:szCs w:val="16"/>
               </w:rPr>
-              <w:t xml:space="preserve">(407) 293-4175</w:t>
+              <w:t xml:space="preserve">813-628-4400</w:t>
             </w:r>
           </w:p>
         </w:tc>
@@ -3192,7 +3192,7 @@
                 <w:sz w:val="16"/>
                 <w:szCs w:val="16"/>
               </w:rPr>
-              <w:t xml:space="preserve">Rulon International</w:t>
+              <w:t xml:space="preserve">Teakdecking Systems</w:t>
             </w:r>
           </w:p>
         </w:tc>
@@ -3216,7 +3216,7 @@
                 <w:sz w:val="16"/>
                 <w:szCs w:val="16"/>
               </w:rPr>
-              <w:t xml:space="preserve">St. Augustine</w:t>
+              <w:t xml:space="preserve">Sarasota</w:t>
             </w:r>
           </w:p>
         </w:tc>
@@ -3240,7 +3240,7 @@
                 <w:sz w:val="16"/>
                 <w:szCs w:val="16"/>
               </w:rPr>
-              <w:t xml:space="preserve">1</w:t>
+              <w:t xml:space="preserve">4</w:t>
             </w:r>
           </w:p>
         </w:tc>
@@ -3264,7 +3264,7 @@
                 <w:sz w:val="16"/>
                 <w:szCs w:val="16"/>
               </w:rPr>
-              <w:t xml:space="preserve">Caleb Diffell — CEO (succeeded founder Wayne Robison, d. 2025-02-17); Matthew Robison, VP Business Ops (family)</w:t>
+              <w:t xml:space="preserve">Richard J. Strauss — CEO (Sunbiz: President; board-promoted to CEO)</w:t>
             </w:r>
           </w:p>
         </w:tc>
@@ -3288,7 +3288,7 @@
                 <w:sz w:val="16"/>
                 <w:szCs w:val="16"/>
               </w:rPr>
-              <w:t xml:space="preserve">(800) 227-8566</w:t>
+              <w:t xml:space="preserve">(941) 756-0600</w:t>
             </w:r>
           </w:p>
         </w:tc>
@@ -3314,7 +3314,7 @@
                 <w:sz w:val="16"/>
                 <w:szCs w:val="16"/>
               </w:rPr>
-              <w:t xml:space="preserve">Reid Transportation Group</w:t>
+              <w:t xml:space="preserve">Barney's Pumps</w:t>
             </w:r>
           </w:p>
         </w:tc>
@@ -3338,7 +3338,7 @@
                 <w:sz w:val="16"/>
                 <w:szCs w:val="16"/>
               </w:rPr>
-              <w:t xml:space="preserve">Jacksonville</w:t>
+              <w:t xml:space="preserve">Lakeland</w:t>
             </w:r>
           </w:p>
         </w:tc>
@@ -3386,7 +3386,7 @@
                 <w:sz w:val="16"/>
                 <w:szCs w:val="16"/>
               </w:rPr>
-              <w:t xml:space="preserve">Junior Anthony Reid — Manager/Principal (Sunbiz; with Krystal Alexandra Reid, Manager)</w:t>
+              <w:t xml:space="preserve">Robbie Pearce — President &amp; Director; Johnnie Mack Curls Jr., CEO &amp; Director (Sunbiz current)</w:t>
             </w:r>
           </w:p>
         </w:tc>
@@ -3410,7 +3410,7 @@
                 <w:sz w:val="16"/>
                 <w:szCs w:val="16"/>
               </w:rPr>
-              <w:t xml:space="preserve">(904) 270-9387</w:t>
+              <w:t xml:space="preserve">(863) 665-8500</w:t>
             </w:r>
           </w:p>
         </w:tc>
@@ -3436,7 +3436,7 @@
                 <w:sz w:val="16"/>
                 <w:szCs w:val="16"/>
               </w:rPr>
-              <w:t xml:space="preserve">El Dorado Furniture</w:t>
+              <w:t xml:space="preserve">Florida Paints</w:t>
             </w:r>
           </w:p>
         </w:tc>
@@ -3460,7 +3460,7 @@
                 <w:sz w:val="16"/>
                 <w:szCs w:val="16"/>
               </w:rPr>
-              <w:t xml:space="preserve">Miami Gardens</w:t>
+              <w:t xml:space="preserve">Orlando</w:t>
             </w:r>
           </w:p>
         </w:tc>
@@ -3484,7 +3484,7 @@
                 <w:sz w:val="16"/>
                 <w:szCs w:val="16"/>
               </w:rPr>
-              <w:t xml:space="preserve">2</w:t>
+              <w:t xml:space="preserve">1</w:t>
             </w:r>
           </w:p>
         </w:tc>
@@ -3508,7 +3508,7 @@
                 <w:sz w:val="16"/>
                 <w:szCs w:val="16"/>
               </w:rPr>
-              <w:t xml:space="preserve">Luis E. Capó — CEO (board = the six Capó brothers)</w:t>
+              <w:t xml:space="preserve">Rick Strube &amp; Don Strube Jr. — Co-Founders &amp; Co-CEOs (Strube family, 2nd gen; Jeff Grasty, President/ops)</w:t>
             </w:r>
           </w:p>
         </w:tc>
@@ -3532,7 +3532,7 @@
                 <w:sz w:val="16"/>
                 <w:szCs w:val="16"/>
               </w:rPr>
-              <w:t xml:space="preserve"/>
+              <w:t xml:space="preserve">(407) 293-4175</w:t>
             </w:r>
           </w:p>
         </w:tc>
@@ -3558,7 +3558,7 @@
                 <w:sz w:val="16"/>
                 <w:szCs w:val="16"/>
               </w:rPr>
-              <w:t xml:space="preserve">Miami Beef Company</w:t>
+              <w:t xml:space="preserve">Cone Distributors</w:t>
             </w:r>
           </w:p>
         </w:tc>
@@ -3582,7 +3582,7 @@
                 <w:sz w:val="16"/>
                 <w:szCs w:val="16"/>
               </w:rPr>
-              <w:t xml:space="preserve">Hialeah</w:t>
+              <w:t xml:space="preserve">Ocala</w:t>
             </w:r>
           </w:p>
         </w:tc>
@@ -3606,7 +3606,7 @@
                 <w:sz w:val="16"/>
                 <w:szCs w:val="16"/>
               </w:rPr>
-              <w:t xml:space="preserve">2</w:t>
+              <w:t xml:space="preserve">4</w:t>
             </w:r>
           </w:p>
         </w:tc>
@@ -3630,7 +3630,7 @@
                 <w:sz w:val="16"/>
                 <w:szCs w:val="16"/>
               </w:rPr>
-              <w:t xml:space="preserve">Michael Young — President &amp; Owner (Sunbiz officers all Young family: Elizabeth VP, Daniel CFO, Robert Dir.)</w:t>
+              <w:t xml:space="preserve">Douglas P. Cone Jr. — Founder &amp; President/CEO (Sunbiz: P; son Douglas Cone III, VP — succession in place)</w:t>
             </w:r>
           </w:p>
         </w:tc>
@@ -3654,7 +3654,7 @@
                 <w:sz w:val="16"/>
                 <w:szCs w:val="16"/>
               </w:rPr>
-              <w:t xml:space="preserve"/>
+              <w:t xml:space="preserve">(352) 732-4111</w:t>
             </w:r>
           </w:p>
         </w:tc>
@@ -3680,6 +3680,738 @@
                 <w:sz w:val="16"/>
                 <w:szCs w:val="16"/>
               </w:rPr>
+              <w:t xml:space="preserve">Rulon International</w:t>
+            </w:r>
+          </w:p>
+        </w:tc>
+        <w:tc>
+          <w:tcPr>
+            <w:tcW w:type="dxa" w:w="1500"/>
+            <w:tcMar>
+              <w:top w:type="dxa" w:w="60"/>
+              <w:left w:type="dxa" w:w="80"/>
+              <w:bottom w:type="dxa" w:w="60"/>
+              <w:right w:type="dxa" w:w="80"/>
+            </w:tcMar>
+          </w:tcPr>
+          <w:p>
+            <w:r>
+              <w:rPr>
+                <w:rFonts w:ascii="Arial" w:cs="Arial" w:eastAsia="Arial" w:hAnsi="Arial"/>
+                <w:b w:val="false"/>
+                <w:bCs w:val="false"/>
+                <w:color w:val="1A1A1A"/>
+                <w:sz w:val="16"/>
+                <w:szCs w:val="16"/>
+              </w:rPr>
+              <w:t xml:space="preserve">St. Augustine</w:t>
+            </w:r>
+          </w:p>
+        </w:tc>
+        <w:tc>
+          <w:tcPr>
+            <w:tcW w:type="dxa" w:w="2700"/>
+            <w:tcMar>
+              <w:top w:type="dxa" w:w="60"/>
+              <w:left w:type="dxa" w:w="80"/>
+              <w:bottom w:type="dxa" w:w="60"/>
+              <w:right w:type="dxa" w:w="80"/>
+            </w:tcMar>
+          </w:tcPr>
+          <w:p>
+            <w:r>
+              <w:rPr>
+                <w:rFonts w:ascii="Arial" w:cs="Arial" w:eastAsia="Arial" w:hAnsi="Arial"/>
+                <w:b w:val="false"/>
+                <w:bCs w:val="false"/>
+                <w:color w:val="1A1A1A"/>
+                <w:sz w:val="16"/>
+                <w:szCs w:val="16"/>
+              </w:rPr>
+              <w:t xml:space="preserve">1</w:t>
+            </w:r>
+          </w:p>
+        </w:tc>
+        <w:tc>
+          <w:tcPr>
+            <w:tcW w:type="dxa" w:w="1900"/>
+            <w:tcMar>
+              <w:top w:type="dxa" w:w="60"/>
+              <w:left w:type="dxa" w:w="80"/>
+              <w:bottom w:type="dxa" w:w="60"/>
+              <w:right w:type="dxa" w:w="80"/>
+            </w:tcMar>
+          </w:tcPr>
+          <w:p>
+            <w:r>
+              <w:rPr>
+                <w:rFonts w:ascii="Arial" w:cs="Arial" w:eastAsia="Arial" w:hAnsi="Arial"/>
+                <w:b w:val="false"/>
+                <w:bCs w:val="false"/>
+                <w:color w:val="1A1A1A"/>
+                <w:sz w:val="16"/>
+                <w:szCs w:val="16"/>
+              </w:rPr>
+              <w:t xml:space="preserve">Caleb Diffell — CEO (succeeded founder Wayne Robison, d. 2025-02-17); Matthew Robison, VP Business Ops (family)</w:t>
+            </w:r>
+          </w:p>
+        </w:tc>
+        <w:tc>
+          <w:tcPr>
+            <w:tcW w:type="dxa" w:w="1740"/>
+            <w:tcMar>
+              <w:top w:type="dxa" w:w="60"/>
+              <w:left w:type="dxa" w:w="80"/>
+              <w:bottom w:type="dxa" w:w="60"/>
+              <w:right w:type="dxa" w:w="80"/>
+            </w:tcMar>
+          </w:tcPr>
+          <w:p>
+            <w:r>
+              <w:rPr>
+                <w:rFonts w:ascii="Arial" w:cs="Arial" w:eastAsia="Arial" w:hAnsi="Arial"/>
+                <w:b w:val="false"/>
+                <w:bCs w:val="false"/>
+                <w:color w:val="1A1A1A"/>
+                <w:sz w:val="16"/>
+                <w:szCs w:val="16"/>
+              </w:rPr>
+              <w:t xml:space="preserve">(800) 227-8566</w:t>
+            </w:r>
+          </w:p>
+        </w:tc>
+      </w:tr>
+      <w:tr>
+        <w:tc>
+          <w:tcPr>
+            <w:tcW w:type="dxa" w:w="2600"/>
+            <w:tcMar>
+              <w:top w:type="dxa" w:w="60"/>
+              <w:left w:type="dxa" w:w="80"/>
+              <w:bottom w:type="dxa" w:w="60"/>
+              <w:right w:type="dxa" w:w="80"/>
+            </w:tcMar>
+          </w:tcPr>
+          <w:p>
+            <w:r>
+              <w:rPr>
+                <w:rFonts w:ascii="Arial" w:cs="Arial" w:eastAsia="Arial" w:hAnsi="Arial"/>
+                <w:b w:val="false"/>
+                <w:bCs w:val="false"/>
+                <w:color w:val="1A1A1A"/>
+                <w:sz w:val="16"/>
+                <w:szCs w:val="16"/>
+              </w:rPr>
+              <w:t xml:space="preserve">Reid Transportation Group</w:t>
+            </w:r>
+          </w:p>
+        </w:tc>
+        <w:tc>
+          <w:tcPr>
+            <w:tcW w:type="dxa" w:w="1500"/>
+            <w:tcMar>
+              <w:top w:type="dxa" w:w="60"/>
+              <w:left w:type="dxa" w:w="80"/>
+              <w:bottom w:type="dxa" w:w="60"/>
+              <w:right w:type="dxa" w:w="80"/>
+            </w:tcMar>
+          </w:tcPr>
+          <w:p>
+            <w:r>
+              <w:rPr>
+                <w:rFonts w:ascii="Arial" w:cs="Arial" w:eastAsia="Arial" w:hAnsi="Arial"/>
+                <w:b w:val="false"/>
+                <w:bCs w:val="false"/>
+                <w:color w:val="1A1A1A"/>
+                <w:sz w:val="16"/>
+                <w:szCs w:val="16"/>
+              </w:rPr>
+              <w:t xml:space="preserve">Jacksonville</w:t>
+            </w:r>
+          </w:p>
+        </w:tc>
+        <w:tc>
+          <w:tcPr>
+            <w:tcW w:type="dxa" w:w="2700"/>
+            <w:tcMar>
+              <w:top w:type="dxa" w:w="60"/>
+              <w:left w:type="dxa" w:w="80"/>
+              <w:bottom w:type="dxa" w:w="60"/>
+              <w:right w:type="dxa" w:w="80"/>
+            </w:tcMar>
+          </w:tcPr>
+          <w:p>
+            <w:r>
+              <w:rPr>
+                <w:rFonts w:ascii="Arial" w:cs="Arial" w:eastAsia="Arial" w:hAnsi="Arial"/>
+                <w:b w:val="false"/>
+                <w:bCs w:val="false"/>
+                <w:color w:val="1A1A1A"/>
+                <w:sz w:val="16"/>
+                <w:szCs w:val="16"/>
+              </w:rPr>
+              <w:t xml:space="preserve">1</w:t>
+            </w:r>
+          </w:p>
+        </w:tc>
+        <w:tc>
+          <w:tcPr>
+            <w:tcW w:type="dxa" w:w="1900"/>
+            <w:tcMar>
+              <w:top w:type="dxa" w:w="60"/>
+              <w:left w:type="dxa" w:w="80"/>
+              <w:bottom w:type="dxa" w:w="60"/>
+              <w:right w:type="dxa" w:w="80"/>
+            </w:tcMar>
+          </w:tcPr>
+          <w:p>
+            <w:r>
+              <w:rPr>
+                <w:rFonts w:ascii="Arial" w:cs="Arial" w:eastAsia="Arial" w:hAnsi="Arial"/>
+                <w:b w:val="false"/>
+                <w:bCs w:val="false"/>
+                <w:color w:val="1A1A1A"/>
+                <w:sz w:val="16"/>
+                <w:szCs w:val="16"/>
+              </w:rPr>
+              <w:t xml:space="preserve">Junior Anthony Reid — Manager/Principal (Sunbiz; with Krystal Alexandra Reid, Manager)</w:t>
+            </w:r>
+          </w:p>
+        </w:tc>
+        <w:tc>
+          <w:tcPr>
+            <w:tcW w:type="dxa" w:w="1740"/>
+            <w:tcMar>
+              <w:top w:type="dxa" w:w="60"/>
+              <w:left w:type="dxa" w:w="80"/>
+              <w:bottom w:type="dxa" w:w="60"/>
+              <w:right w:type="dxa" w:w="80"/>
+            </w:tcMar>
+          </w:tcPr>
+          <w:p>
+            <w:r>
+              <w:rPr>
+                <w:rFonts w:ascii="Arial" w:cs="Arial" w:eastAsia="Arial" w:hAnsi="Arial"/>
+                <w:b w:val="false"/>
+                <w:bCs w:val="false"/>
+                <w:color w:val="1A1A1A"/>
+                <w:sz w:val="16"/>
+                <w:szCs w:val="16"/>
+              </w:rPr>
+              <w:t xml:space="preserve">(904) 270-9387</w:t>
+            </w:r>
+          </w:p>
+        </w:tc>
+      </w:tr>
+      <w:tr>
+        <w:tc>
+          <w:tcPr>
+            <w:tcW w:type="dxa" w:w="2600"/>
+            <w:tcMar>
+              <w:top w:type="dxa" w:w="60"/>
+              <w:left w:type="dxa" w:w="80"/>
+              <w:bottom w:type="dxa" w:w="60"/>
+              <w:right w:type="dxa" w:w="80"/>
+            </w:tcMar>
+          </w:tcPr>
+          <w:p>
+            <w:r>
+              <w:rPr>
+                <w:rFonts w:ascii="Arial" w:cs="Arial" w:eastAsia="Arial" w:hAnsi="Arial"/>
+                <w:b w:val="false"/>
+                <w:bCs w:val="false"/>
+                <w:color w:val="1A1A1A"/>
+                <w:sz w:val="16"/>
+                <w:szCs w:val="16"/>
+              </w:rPr>
+              <w:t xml:space="preserve">El Dorado Furniture</w:t>
+            </w:r>
+          </w:p>
+        </w:tc>
+        <w:tc>
+          <w:tcPr>
+            <w:tcW w:type="dxa" w:w="1500"/>
+            <w:tcMar>
+              <w:top w:type="dxa" w:w="60"/>
+              <w:left w:type="dxa" w:w="80"/>
+              <w:bottom w:type="dxa" w:w="60"/>
+              <w:right w:type="dxa" w:w="80"/>
+            </w:tcMar>
+          </w:tcPr>
+          <w:p>
+            <w:r>
+              <w:rPr>
+                <w:rFonts w:ascii="Arial" w:cs="Arial" w:eastAsia="Arial" w:hAnsi="Arial"/>
+                <w:b w:val="false"/>
+                <w:bCs w:val="false"/>
+                <w:color w:val="1A1A1A"/>
+                <w:sz w:val="16"/>
+                <w:szCs w:val="16"/>
+              </w:rPr>
+              <w:t xml:space="preserve">Miami Gardens</w:t>
+            </w:r>
+          </w:p>
+        </w:tc>
+        <w:tc>
+          <w:tcPr>
+            <w:tcW w:type="dxa" w:w="2700"/>
+            <w:tcMar>
+              <w:top w:type="dxa" w:w="60"/>
+              <w:left w:type="dxa" w:w="80"/>
+              <w:bottom w:type="dxa" w:w="60"/>
+              <w:right w:type="dxa" w:w="80"/>
+            </w:tcMar>
+          </w:tcPr>
+          <w:p>
+            <w:r>
+              <w:rPr>
+                <w:rFonts w:ascii="Arial" w:cs="Arial" w:eastAsia="Arial" w:hAnsi="Arial"/>
+                <w:b w:val="false"/>
+                <w:bCs w:val="false"/>
+                <w:color w:val="1A1A1A"/>
+                <w:sz w:val="16"/>
+                <w:szCs w:val="16"/>
+              </w:rPr>
+              <w:t xml:space="preserve">2</w:t>
+            </w:r>
+          </w:p>
+        </w:tc>
+        <w:tc>
+          <w:tcPr>
+            <w:tcW w:type="dxa" w:w="1900"/>
+            <w:tcMar>
+              <w:top w:type="dxa" w:w="60"/>
+              <w:left w:type="dxa" w:w="80"/>
+              <w:bottom w:type="dxa" w:w="60"/>
+              <w:right w:type="dxa" w:w="80"/>
+            </w:tcMar>
+          </w:tcPr>
+          <w:p>
+            <w:r>
+              <w:rPr>
+                <w:rFonts w:ascii="Arial" w:cs="Arial" w:eastAsia="Arial" w:hAnsi="Arial"/>
+                <w:b w:val="false"/>
+                <w:bCs w:val="false"/>
+                <w:color w:val="1A1A1A"/>
+                <w:sz w:val="16"/>
+                <w:szCs w:val="16"/>
+              </w:rPr>
+              <w:t xml:space="preserve">Luis E. Capó — CEO (board = the six Capó brothers)</w:t>
+            </w:r>
+          </w:p>
+        </w:tc>
+        <w:tc>
+          <w:tcPr>
+            <w:tcW w:type="dxa" w:w="1740"/>
+            <w:tcMar>
+              <w:top w:type="dxa" w:w="60"/>
+              <w:left w:type="dxa" w:w="80"/>
+              <w:bottom w:type="dxa" w:w="60"/>
+              <w:right w:type="dxa" w:w="80"/>
+            </w:tcMar>
+          </w:tcPr>
+          <w:p>
+            <w:r>
+              <w:rPr>
+                <w:rFonts w:ascii="Arial" w:cs="Arial" w:eastAsia="Arial" w:hAnsi="Arial"/>
+                <w:b w:val="false"/>
+                <w:bCs w:val="false"/>
+                <w:color w:val="1A1A1A"/>
+                <w:sz w:val="16"/>
+                <w:szCs w:val="16"/>
+              </w:rPr>
+              <w:t xml:space="preserve"/>
+            </w:r>
+          </w:p>
+        </w:tc>
+      </w:tr>
+      <w:tr>
+        <w:tc>
+          <w:tcPr>
+            <w:tcW w:type="dxa" w:w="2600"/>
+            <w:tcMar>
+              <w:top w:type="dxa" w:w="60"/>
+              <w:left w:type="dxa" w:w="80"/>
+              <w:bottom w:type="dxa" w:w="60"/>
+              <w:right w:type="dxa" w:w="80"/>
+            </w:tcMar>
+          </w:tcPr>
+          <w:p>
+            <w:r>
+              <w:rPr>
+                <w:rFonts w:ascii="Arial" w:cs="Arial" w:eastAsia="Arial" w:hAnsi="Arial"/>
+                <w:b w:val="false"/>
+                <w:bCs w:val="false"/>
+                <w:color w:val="1A1A1A"/>
+                <w:sz w:val="16"/>
+                <w:szCs w:val="16"/>
+              </w:rPr>
+              <w:t xml:space="preserve">Miami Beef Company</w:t>
+            </w:r>
+          </w:p>
+        </w:tc>
+        <w:tc>
+          <w:tcPr>
+            <w:tcW w:type="dxa" w:w="1500"/>
+            <w:tcMar>
+              <w:top w:type="dxa" w:w="60"/>
+              <w:left w:type="dxa" w:w="80"/>
+              <w:bottom w:type="dxa" w:w="60"/>
+              <w:right w:type="dxa" w:w="80"/>
+            </w:tcMar>
+          </w:tcPr>
+          <w:p>
+            <w:r>
+              <w:rPr>
+                <w:rFonts w:ascii="Arial" w:cs="Arial" w:eastAsia="Arial" w:hAnsi="Arial"/>
+                <w:b w:val="false"/>
+                <w:bCs w:val="false"/>
+                <w:color w:val="1A1A1A"/>
+                <w:sz w:val="16"/>
+                <w:szCs w:val="16"/>
+              </w:rPr>
+              <w:t xml:space="preserve">Hialeah</w:t>
+            </w:r>
+          </w:p>
+        </w:tc>
+        <w:tc>
+          <w:tcPr>
+            <w:tcW w:type="dxa" w:w="2700"/>
+            <w:tcMar>
+              <w:top w:type="dxa" w:w="60"/>
+              <w:left w:type="dxa" w:w="80"/>
+              <w:bottom w:type="dxa" w:w="60"/>
+              <w:right w:type="dxa" w:w="80"/>
+            </w:tcMar>
+          </w:tcPr>
+          <w:p>
+            <w:r>
+              <w:rPr>
+                <w:rFonts w:ascii="Arial" w:cs="Arial" w:eastAsia="Arial" w:hAnsi="Arial"/>
+                <w:b w:val="false"/>
+                <w:bCs w:val="false"/>
+                <w:color w:val="1A1A1A"/>
+                <w:sz w:val="16"/>
+                <w:szCs w:val="16"/>
+              </w:rPr>
+              <w:t xml:space="preserve">2</w:t>
+            </w:r>
+          </w:p>
+        </w:tc>
+        <w:tc>
+          <w:tcPr>
+            <w:tcW w:type="dxa" w:w="1900"/>
+            <w:tcMar>
+              <w:top w:type="dxa" w:w="60"/>
+              <w:left w:type="dxa" w:w="80"/>
+              <w:bottom w:type="dxa" w:w="60"/>
+              <w:right w:type="dxa" w:w="80"/>
+            </w:tcMar>
+          </w:tcPr>
+          <w:p>
+            <w:r>
+              <w:rPr>
+                <w:rFonts w:ascii="Arial" w:cs="Arial" w:eastAsia="Arial" w:hAnsi="Arial"/>
+                <w:b w:val="false"/>
+                <w:bCs w:val="false"/>
+                <w:color w:val="1A1A1A"/>
+                <w:sz w:val="16"/>
+                <w:szCs w:val="16"/>
+              </w:rPr>
+              <w:t xml:space="preserve">Michael Young — President &amp; Owner (Sunbiz officers all Young family: Elizabeth VP, Daniel CFO, Robert Dir.)</w:t>
+            </w:r>
+          </w:p>
+        </w:tc>
+        <w:tc>
+          <w:tcPr>
+            <w:tcW w:type="dxa" w:w="1740"/>
+            <w:tcMar>
+              <w:top w:type="dxa" w:w="60"/>
+              <w:left w:type="dxa" w:w="80"/>
+              <w:bottom w:type="dxa" w:w="60"/>
+              <w:right w:type="dxa" w:w="80"/>
+            </w:tcMar>
+          </w:tcPr>
+          <w:p>
+            <w:r>
+              <w:rPr>
+                <w:rFonts w:ascii="Arial" w:cs="Arial" w:eastAsia="Arial" w:hAnsi="Arial"/>
+                <w:b w:val="false"/>
+                <w:bCs w:val="false"/>
+                <w:color w:val="1A1A1A"/>
+                <w:sz w:val="16"/>
+                <w:szCs w:val="16"/>
+              </w:rPr>
+              <w:t xml:space="preserve"/>
+            </w:r>
+          </w:p>
+        </w:tc>
+      </w:tr>
+      <w:tr>
+        <w:tc>
+          <w:tcPr>
+            <w:tcW w:type="dxa" w:w="2600"/>
+            <w:tcMar>
+              <w:top w:type="dxa" w:w="60"/>
+              <w:left w:type="dxa" w:w="80"/>
+              <w:bottom w:type="dxa" w:w="60"/>
+              <w:right w:type="dxa" w:w="80"/>
+            </w:tcMar>
+          </w:tcPr>
+          <w:p>
+            <w:r>
+              <w:rPr>
+                <w:rFonts w:ascii="Arial" w:cs="Arial" w:eastAsia="Arial" w:hAnsi="Arial"/>
+                <w:b w:val="false"/>
+                <w:bCs w:val="false"/>
+                <w:color w:val="1A1A1A"/>
+                <w:sz w:val="16"/>
+                <w:szCs w:val="16"/>
+              </w:rPr>
+              <w:t xml:space="preserve">Wish Farms</w:t>
+            </w:r>
+          </w:p>
+        </w:tc>
+        <w:tc>
+          <w:tcPr>
+            <w:tcW w:type="dxa" w:w="1500"/>
+            <w:tcMar>
+              <w:top w:type="dxa" w:w="60"/>
+              <w:left w:type="dxa" w:w="80"/>
+              <w:bottom w:type="dxa" w:w="60"/>
+              <w:right w:type="dxa" w:w="80"/>
+            </w:tcMar>
+          </w:tcPr>
+          <w:p>
+            <w:r>
+              <w:rPr>
+                <w:rFonts w:ascii="Arial" w:cs="Arial" w:eastAsia="Arial" w:hAnsi="Arial"/>
+                <w:b w:val="false"/>
+                <w:bCs w:val="false"/>
+                <w:color w:val="1A1A1A"/>
+                <w:sz w:val="16"/>
+                <w:szCs w:val="16"/>
+              </w:rPr>
+              <w:t xml:space="preserve">Plant City</w:t>
+            </w:r>
+          </w:p>
+        </w:tc>
+        <w:tc>
+          <w:tcPr>
+            <w:tcW w:type="dxa" w:w="2700"/>
+            <w:tcMar>
+              <w:top w:type="dxa" w:w="60"/>
+              <w:left w:type="dxa" w:w="80"/>
+              <w:bottom w:type="dxa" w:w="60"/>
+              <w:right w:type="dxa" w:w="80"/>
+            </w:tcMar>
+          </w:tcPr>
+          <w:p>
+            <w:r>
+              <w:rPr>
+                <w:rFonts w:ascii="Arial" w:cs="Arial" w:eastAsia="Arial" w:hAnsi="Arial"/>
+                <w:b w:val="false"/>
+                <w:bCs w:val="false"/>
+                <w:color w:val="1A1A1A"/>
+                <w:sz w:val="16"/>
+                <w:szCs w:val="16"/>
+              </w:rPr>
+              <w:t xml:space="preserve">4</w:t>
+            </w:r>
+          </w:p>
+        </w:tc>
+        <w:tc>
+          <w:tcPr>
+            <w:tcW w:type="dxa" w:w="1900"/>
+            <w:tcMar>
+              <w:top w:type="dxa" w:w="60"/>
+              <w:left w:type="dxa" w:w="80"/>
+              <w:bottom w:type="dxa" w:w="60"/>
+              <w:right w:type="dxa" w:w="80"/>
+            </w:tcMar>
+          </w:tcPr>
+          <w:p>
+            <w:r>
+              <w:rPr>
+                <w:rFonts w:ascii="Arial" w:cs="Arial" w:eastAsia="Arial" w:hAnsi="Arial"/>
+                <w:b w:val="false"/>
+                <w:bCs w:val="false"/>
+                <w:color w:val="1A1A1A"/>
+                <w:sz w:val="16"/>
+                <w:szCs w:val="16"/>
+              </w:rPr>
+              <w:t xml:space="preserve">James Peterson — CEO (eff. 2026-06-01; family by marriage); Gary Wishnatzki → Chairman</w:t>
+            </w:r>
+          </w:p>
+        </w:tc>
+        <w:tc>
+          <w:tcPr>
+            <w:tcW w:type="dxa" w:w="1740"/>
+            <w:tcMar>
+              <w:top w:type="dxa" w:w="60"/>
+              <w:left w:type="dxa" w:w="80"/>
+              <w:bottom w:type="dxa" w:w="60"/>
+              <w:right w:type="dxa" w:w="80"/>
+            </w:tcMar>
+          </w:tcPr>
+          <w:p>
+            <w:r>
+              <w:rPr>
+                <w:rFonts w:ascii="Arial" w:cs="Arial" w:eastAsia="Arial" w:hAnsi="Arial"/>
+                <w:b w:val="false"/>
+                <w:bCs w:val="false"/>
+                <w:color w:val="1A1A1A"/>
+                <w:sz w:val="16"/>
+                <w:szCs w:val="16"/>
+              </w:rPr>
+              <w:t xml:space="preserve">(813) 752-5111</w:t>
+            </w:r>
+          </w:p>
+        </w:tc>
+      </w:tr>
+      <w:tr>
+        <w:tc>
+          <w:tcPr>
+            <w:tcW w:type="dxa" w:w="2600"/>
+            <w:tcMar>
+              <w:top w:type="dxa" w:w="60"/>
+              <w:left w:type="dxa" w:w="80"/>
+              <w:bottom w:type="dxa" w:w="60"/>
+              <w:right w:type="dxa" w:w="80"/>
+            </w:tcMar>
+          </w:tcPr>
+          <w:p>
+            <w:r>
+              <w:rPr>
+                <w:rFonts w:ascii="Arial" w:cs="Arial" w:eastAsia="Arial" w:hAnsi="Arial"/>
+                <w:b w:val="false"/>
+                <w:bCs w:val="false"/>
+                <w:color w:val="1A1A1A"/>
+                <w:sz w:val="16"/>
+                <w:szCs w:val="16"/>
+              </w:rPr>
+              <w:t xml:space="preserve">S.R. Perrott</w:t>
+            </w:r>
+          </w:p>
+        </w:tc>
+        <w:tc>
+          <w:tcPr>
+            <w:tcW w:type="dxa" w:w="1500"/>
+            <w:tcMar>
+              <w:top w:type="dxa" w:w="60"/>
+              <w:left w:type="dxa" w:w="80"/>
+              <w:bottom w:type="dxa" w:w="60"/>
+              <w:right w:type="dxa" w:w="80"/>
+            </w:tcMar>
+          </w:tcPr>
+          <w:p>
+            <w:r>
+              <w:rPr>
+                <w:rFonts w:ascii="Arial" w:cs="Arial" w:eastAsia="Arial" w:hAnsi="Arial"/>
+                <w:b w:val="false"/>
+                <w:bCs w:val="false"/>
+                <w:color w:val="1A1A1A"/>
+                <w:sz w:val="16"/>
+                <w:szCs w:val="16"/>
+              </w:rPr>
+              <w:t xml:space="preserve">Ormond Beach</w:t>
+            </w:r>
+          </w:p>
+        </w:tc>
+        <w:tc>
+          <w:tcPr>
+            <w:tcW w:type="dxa" w:w="2700"/>
+            <w:tcMar>
+              <w:top w:type="dxa" w:w="60"/>
+              <w:left w:type="dxa" w:w="80"/>
+              <w:bottom w:type="dxa" w:w="60"/>
+              <w:right w:type="dxa" w:w="80"/>
+            </w:tcMar>
+          </w:tcPr>
+          <w:p>
+            <w:r>
+              <w:rPr>
+                <w:rFonts w:ascii="Arial" w:cs="Arial" w:eastAsia="Arial" w:hAnsi="Arial"/>
+                <w:b w:val="false"/>
+                <w:bCs w:val="false"/>
+                <w:color w:val="1A1A1A"/>
+                <w:sz w:val="16"/>
+                <w:szCs w:val="16"/>
+              </w:rPr>
+              <w:t xml:space="preserve">4</w:t>
+            </w:r>
+          </w:p>
+        </w:tc>
+        <w:tc>
+          <w:tcPr>
+            <w:tcW w:type="dxa" w:w="1900"/>
+            <w:tcMar>
+              <w:top w:type="dxa" w:w="60"/>
+              <w:left w:type="dxa" w:w="80"/>
+              <w:bottom w:type="dxa" w:w="60"/>
+              <w:right w:type="dxa" w:w="80"/>
+            </w:tcMar>
+          </w:tcPr>
+          <w:p>
+            <w:r>
+              <w:rPr>
+                <w:rFonts w:ascii="Arial" w:cs="Arial" w:eastAsia="Arial" w:hAnsi="Arial"/>
+                <w:b w:val="false"/>
+                <w:bCs w:val="false"/>
+                <w:color w:val="1A1A1A"/>
+                <w:sz w:val="16"/>
+                <w:szCs w:val="16"/>
+              </w:rPr>
+              <w:t xml:space="preserve">Michele P. Connors — Owner &amp; President (2nd gen; founders’ daughter)</w:t>
+            </w:r>
+          </w:p>
+        </w:tc>
+        <w:tc>
+          <w:tcPr>
+            <w:tcW w:type="dxa" w:w="1740"/>
+            <w:tcMar>
+              <w:top w:type="dxa" w:w="60"/>
+              <w:left w:type="dxa" w:w="80"/>
+              <w:bottom w:type="dxa" w:w="60"/>
+              <w:right w:type="dxa" w:w="80"/>
+            </w:tcMar>
+          </w:tcPr>
+          <w:p>
+            <w:r>
+              <w:rPr>
+                <w:rFonts w:ascii="Arial" w:cs="Arial" w:eastAsia="Arial" w:hAnsi="Arial"/>
+                <w:b w:val="false"/>
+                <w:bCs w:val="false"/>
+                <w:color w:val="1A1A1A"/>
+                <w:sz w:val="16"/>
+                <w:szCs w:val="16"/>
+              </w:rPr>
+              <w:t xml:space="preserve">(386) 672-2275</w:t>
+            </w:r>
+          </w:p>
+        </w:tc>
+      </w:tr>
+      <w:tr>
+        <w:tc>
+          <w:tcPr>
+            <w:tcW w:type="dxa" w:w="2600"/>
+            <w:tcMar>
+              <w:top w:type="dxa" w:w="60"/>
+              <w:left w:type="dxa" w:w="80"/>
+              <w:bottom w:type="dxa" w:w="60"/>
+              <w:right w:type="dxa" w:w="80"/>
+            </w:tcMar>
+          </w:tcPr>
+          <w:p>
+            <w:r>
+              <w:rPr>
+                <w:rFonts w:ascii="Arial" w:cs="Arial" w:eastAsia="Arial" w:hAnsi="Arial"/>
+                <w:b w:val="false"/>
+                <w:bCs w:val="false"/>
+                <w:color w:val="1A1A1A"/>
+                <w:sz w:val="16"/>
+                <w:szCs w:val="16"/>
+              </w:rPr>
               <w:t xml:space="preserve">Sally Dark Rides</w:t>
             </w:r>
           </w:p>
@@ -3777,6 +4509,128 @@
                 <w:szCs w:val="16"/>
               </w:rPr>
               <w:t xml:space="preserve">(904) 355-7100</w:t>
+            </w:r>
+          </w:p>
+        </w:tc>
+      </w:tr>
+      <w:tr>
+        <w:tc>
+          <w:tcPr>
+            <w:tcW w:type="dxa" w:w="2600"/>
+            <w:tcMar>
+              <w:top w:type="dxa" w:w="60"/>
+              <w:left w:type="dxa" w:w="80"/>
+              <w:bottom w:type="dxa" w:w="60"/>
+              <w:right w:type="dxa" w:w="80"/>
+            </w:tcMar>
+          </w:tcPr>
+          <w:p>
+            <w:r>
+              <w:rPr>
+                <w:rFonts w:ascii="Arial" w:cs="Arial" w:eastAsia="Arial" w:hAnsi="Arial"/>
+                <w:b w:val="false"/>
+                <w:bCs w:val="false"/>
+                <w:color w:val="1A1A1A"/>
+                <w:sz w:val="16"/>
+                <w:szCs w:val="16"/>
+              </w:rPr>
+              <w:t xml:space="preserve">American Coolair</w:t>
+            </w:r>
+          </w:p>
+        </w:tc>
+        <w:tc>
+          <w:tcPr>
+            <w:tcW w:type="dxa" w:w="1500"/>
+            <w:tcMar>
+              <w:top w:type="dxa" w:w="60"/>
+              <w:left w:type="dxa" w:w="80"/>
+              <w:bottom w:type="dxa" w:w="60"/>
+              <w:right w:type="dxa" w:w="80"/>
+            </w:tcMar>
+          </w:tcPr>
+          <w:p>
+            <w:r>
+              <w:rPr>
+                <w:rFonts w:ascii="Arial" w:cs="Arial" w:eastAsia="Arial" w:hAnsi="Arial"/>
+                <w:b w:val="false"/>
+                <w:bCs w:val="false"/>
+                <w:color w:val="1A1A1A"/>
+                <w:sz w:val="16"/>
+                <w:szCs w:val="16"/>
+              </w:rPr>
+              <w:t xml:space="preserve">Jacksonville</w:t>
+            </w:r>
+          </w:p>
+        </w:tc>
+        <w:tc>
+          <w:tcPr>
+            <w:tcW w:type="dxa" w:w="2700"/>
+            <w:tcMar>
+              <w:top w:type="dxa" w:w="60"/>
+              <w:left w:type="dxa" w:w="80"/>
+              <w:bottom w:type="dxa" w:w="60"/>
+              <w:right w:type="dxa" w:w="80"/>
+            </w:tcMar>
+          </w:tcPr>
+          <w:p>
+            <w:r>
+              <w:rPr>
+                <w:rFonts w:ascii="Arial" w:cs="Arial" w:eastAsia="Arial" w:hAnsi="Arial"/>
+                <w:b w:val="false"/>
+                <w:bCs w:val="false"/>
+                <w:color w:val="1A1A1A"/>
+                <w:sz w:val="16"/>
+                <w:szCs w:val="16"/>
+              </w:rPr>
+              <w:t xml:space="preserve">1</w:t>
+            </w:r>
+          </w:p>
+        </w:tc>
+        <w:tc>
+          <w:tcPr>
+            <w:tcW w:type="dxa" w:w="1900"/>
+            <w:tcMar>
+              <w:top w:type="dxa" w:w="60"/>
+              <w:left w:type="dxa" w:w="80"/>
+              <w:bottom w:type="dxa" w:w="60"/>
+              <w:right w:type="dxa" w:w="80"/>
+            </w:tcMar>
+          </w:tcPr>
+          <w:p>
+            <w:r>
+              <w:rPr>
+                <w:rFonts w:ascii="Arial" w:cs="Arial" w:eastAsia="Arial" w:hAnsi="Arial"/>
+                <w:b w:val="false"/>
+                <w:bCs w:val="false"/>
+                <w:color w:val="1A1A1A"/>
+                <w:sz w:val="16"/>
+                <w:szCs w:val="16"/>
+              </w:rPr>
+              <w:t xml:space="preserve">Harry Graves — President (Graves family, 4th generation since 1928)</w:t>
+            </w:r>
+          </w:p>
+        </w:tc>
+        <w:tc>
+          <w:tcPr>
+            <w:tcW w:type="dxa" w:w="1740"/>
+            <w:tcMar>
+              <w:top w:type="dxa" w:w="60"/>
+              <w:left w:type="dxa" w:w="80"/>
+              <w:bottom w:type="dxa" w:w="60"/>
+              <w:right w:type="dxa" w:w="80"/>
+            </w:tcMar>
+          </w:tcPr>
+          <w:p>
+            <w:r>
+              <w:rPr>
+                <w:rFonts w:ascii="Arial" w:cs="Arial" w:eastAsia="Arial" w:hAnsi="Arial"/>
+                <w:b w:val="false"/>
+                <w:bCs w:val="false"/>
+                <w:color w:val="1A1A1A"/>
+                <w:sz w:val="16"/>
+                <w:szCs w:val="16"/>
+              </w:rPr>
+              <w:t xml:space="preserve">(904) 389-3646</w:t>
             </w:r>
           </w:p>
         </w:tc>

--- a/Core-BD-Report-Florida.docx
+++ b/Core-BD-Report-Florida.docx
@@ -47,7 +47,7 @@
           <w:sz w:val="20"/>
           <w:szCs w:val="20"/>
         </w:rPr>
-        <w:t xml:space="preserve">Florida in all: 200 rows across 197 companies (self-overlap checked 2026-10-31). Call-ready: 50 rows across 50 companies. Lineage: closed at 98 rows / 97 companies on 31 October under the old contact rule; re-closed at 40 rows / 40 companies on the fixed rule, the 58 rows falling because no source line on them named the contact. A market that re-closes lower on a better instrument is the instrument working. Item 322 (2026-10-31): 57 rows holding a phone worked at 117 reads; 10 sourced by an observed read of the company’s own page (17.5%, about 12 reads per sourced row); call-ready 40 → 50 rows (50 companies). The short rows now separate “source the number” from “acquire a number” (14 rows hold none). Verified-callable: 21 rows (25 on the old rule; 11 fell because their contacts carry no dated source). Every count states rows or companies.</w:t>
+        <w:t xml:space="preserve">Florida in all: 200 rows across 197 companies (self-overlap checked 2026-10-31). Call-ready: 57 rows across 57 companies. Lineage: closed at 98 rows / 97 companies on 31 October under the old contact rule; re-closed at 40 rows / 40 companies on the fixed rule, the 58 rows falling because no source line on them named the contact. A market that re-closes lower on a better instrument is the instrument working. Item 322 (2026-10-31): 57 rows holding a phone worked at 117 reads; 10 sourced by an observed read of the company’s own page (17.5%, about 12 reads per sourced row); call-ready 40 → 50 rows (50 companies). The short rows now separate “source the number” from “acquire a number” (14 rows hold none). Item 323 (2026-10-31): the 48 “source the number” rows sampled at 24 (stratified, seed 323) and worked by four routes; Route 4 (the company’s own pages) sourced 7 of 24, Route 2 (chambers) 1 of 24, Routes 1 and 3 unmeasured (search reader fault); call-ready 50 → 57 rows (57 companies). Verified-callable: 16 rows. The 21 previously reported is withdrawn, 2026-10-31 (Item 323 §2.4): the definition requires an address sourced inside the window, and governs — SkyPostal and American Coolair hold no address and are removed; El Dorado Furniture and Miami Beef hold no phone and Cone Distributors fails the site test, and those three are restated as what they are. The 7 rows newly call-ready were not tested against the verified-callable definition this pass. Every count states rows or companies.</w:t>
       </w:r>
     </w:p>
     <w:p>
@@ -63,7 +63,7 @@
           <w:sz w:val="20"/>
           <w:szCs w:val="20"/>
         </w:rPr>
-        <w:t xml:space="preserve">Callable today from the existing Florida rows (rows): 21 of 47 Tier A (unchanged by the Florida 100 run — florida.html was not edited). Band 1: 11.</w:t>
+        <w:t xml:space="preserve">Callable today from the existing Florida rows (rows): 16 of 47 Tier A (21 withdrawn 2026-10-31, Item 323 §2.4) (unchanged by the Florida 100 run — florida.html was not edited). Band 1: 11.</w:t>
       </w:r>
     </w:p>
     <w:p>
@@ -2826,7 +2826,7 @@
                 <w:sz w:val="16"/>
                 <w:szCs w:val="16"/>
               </w:rPr>
-              <w:t xml:space="preserve">SkyPostal</w:t>
+              <w:t xml:space="preserve">SkyPostal (withdrawn 2026-10-31: no address)</w:t>
             </w:r>
           </w:p>
         </w:tc>
@@ -3558,7 +3558,7 @@
                 <w:sz w:val="16"/>
                 <w:szCs w:val="16"/>
               </w:rPr>
-              <w:t xml:space="preserve">Cone Distributors</w:t>
+              <w:t xml:space="preserve">Cone Distributors (restated 2026-10-31: fails the site test)</w:t>
             </w:r>
           </w:p>
         </w:tc>
@@ -3924,7 +3924,7 @@
                 <w:sz w:val="16"/>
                 <w:szCs w:val="16"/>
               </w:rPr>
-              <w:t xml:space="preserve">El Dorado Furniture</w:t>
+              <w:t xml:space="preserve">El Dorado Furniture (restated 2026-10-31: no phone)</w:t>
             </w:r>
           </w:p>
         </w:tc>
@@ -4046,7 +4046,7 @@
                 <w:sz w:val="16"/>
                 <w:szCs w:val="16"/>
               </w:rPr>
-              <w:t xml:space="preserve">Miami Beef Company</w:t>
+              <w:t xml:space="preserve">Miami Beef Company (restated 2026-10-31: no phone)</w:t>
             </w:r>
           </w:p>
         </w:tc>
@@ -4534,7 +4534,7 @@
                 <w:sz w:val="16"/>
                 <w:szCs w:val="16"/>
               </w:rPr>
-              <w:t xml:space="preserve">American Coolair</w:t>
+              <w:t xml:space="preserve">American Coolair (withdrawn 2026-10-31: no address)</w:t>
             </w:r>
           </w:p>
         </w:tc>

--- a/Core-BD-Report-Florida.docx
+++ b/Core-BD-Report-Florida.docx
@@ -47,7 +47,7 @@
           <w:sz w:val="20"/>
           <w:szCs w:val="20"/>
         </w:rPr>
-        <w:t xml:space="preserve">Florida in all: 200 rows across 197 companies (self-overlap checked 2026-10-31). Call-ready: 57 rows across 57 companies. Lineage: closed at 98 rows / 97 companies on 31 October under the old contact rule; re-closed at 40 rows / 40 companies on the fixed rule, the 58 rows falling because no source line on them named the contact. A market that re-closes lower on a better instrument is the instrument working. Item 322 (2026-10-31): 57 rows holding a phone worked at 117 reads; 10 sourced by an observed read of the company’s own page (17.5%, about 12 reads per sourced row); call-ready 40 → 50 rows (50 companies). The short rows now separate “source the number” from “acquire a number” (14 rows hold none). Item 323 (2026-10-31): the 48 “source the number” rows sampled at 24 (stratified, seed 323) and worked by four routes; Route 4 (the company’s own pages) sourced 7 of 24, Route 2 (chambers) 1 of 24, Routes 1 and 3 unmeasured (search reader fault); call-ready 50 → 57 rows (57 companies). Verified-callable: 16 rows. The 21 previously reported is withdrawn, 2026-10-31 (Item 323 §2.4): the definition requires an address sourced inside the window, and governs — SkyPostal and American Coolair hold no address and are removed; El Dorado Furniture and Miami Beef hold no phone and Cone Distributors fails the site test, and those three are restated as what they are. The 7 rows newly call-ready were not tested against the verified-callable definition this pass. Every count states rows or companies.</w:t>
+        <w:t xml:space="preserve">Florida in all: 200 rows across 197 companies (self-overlap checked 2026-10-31). Call-ready: 58 rows across 58 companies. Lineage: closed at 98 rows / 97 companies on 31 October under the old contact rule; re-closed at 40 rows / 40 companies on the fixed rule, the 58 rows falling because no source line on them named the contact. A market that re-closes lower on a better instrument is the instrument working. Item 322 (2026-10-31): 57 rows holding a phone worked at 117 reads; 10 sourced by an observed read of the company’s own page (17.5%, about 12 reads per sourced row); call-ready 40 → 50 rows (50 companies). The short rows now separate “source the number” from “acquire a number” (14 rows hold none). Item 323 (2026-10-31): the 48 “source the number” rows sampled at 24 (stratified, seed 323) and worked by four routes; Route 4 (the company’s own pages) sourced 7 of 24, Route 1 (associations) 1 of 24, Route 2 (chambers) 1 of 24, Route 3 (trade press) 0 of 24 — Routes 1 and 3 measured in the follow-on under a fresh 100-read ceiling after a search-reader fault voided their first run; call-ready 50 → 58 rows (58 companies). Verified-callable: 16 rows. The 21 previously reported is withdrawn, 2026-10-31 (Item 323 §2.4): the definition requires an address sourced inside the window, and governs — SkyPostal and American Coolair hold no address and are removed; El Dorado Furniture and Miami Beef hold no phone and Cone Distributors fails the site test, and those three are restated as what they are. The 8 rows newly call-ready were not tested against the verified-callable definition this pass. Every count states rows or companies.</w:t>
       </w:r>
     </w:p>
     <w:p>
